--- a/eng/docx/022.content.docx
+++ b/eng/docx/022.content.docx
@@ -150,26 +150,6 @@
           <w:lang w:val="en_US" w:bidi="en_US"/>
         </w:rPr>
         <w:t>U</w:t>
-      </w:r>
-      <w:r>
-        <w:rPr>
-          <w:lang w:val="en_US" w:bidi="en_US"/>
-        </w:rPr>
-      </w:r>
-    </w:p>
-    <w:p>
-      <w:pPr/>
-      <w:r>
-        <w:rPr>
-          <w:lang w:val="en_US" w:bidi="en_US"/>
-        </w:rPr>
-      </w:r>
-      <w:r>
-        <w:rPr>
-          <w:i/>
-          <w:lang w:val="en_US" w:bidi="en_US"/>
-        </w:rPr>
-        <w:t>Understanding Job</w:t>
       </w:r>
       <w:r>
         <w:rPr>

--- a/eng/docx/022.content.docx
+++ b/eng/docx/022.content.docx
@@ -19,7 +19,7 @@
         <w:rPr>
           <w:lang w:val="en_US" w:bidi="en_US"/>
         </w:rPr>
-        <w:t>Resource: Study Notes - Themes (Tyndale)</w:t>
+        <w:t>Resource: Tyndale Open Study Notes</w:t>
       </w:r>
       <w:r>
         <w:rPr>
@@ -112,7 +112,7 @@
         <w:rPr>
           <w:lang w:val="en_US" w:bidi="en_US"/>
         </w:rPr>
-        <w:t>Study Notes - Themes (Tyndale)</w:t>
+        <w:t>Tyndale Open Study Notes</w:t>
       </w:r>
     </w:p>
     <w:p>

--- a/eng/docx/022.content.docx
+++ b/eng/docx/022.content.docx
@@ -149,7 +149,7 @@
         <w:rPr>
           <w:lang w:val="en_US" w:bidi="en_US"/>
         </w:rPr>
-        <w:t>U</w:t>
+        <w:t>V</w:t>
       </w:r>
       <w:r>
         <w:rPr>
@@ -212,7 +212,7 @@
         <w:rPr>
           <w:lang w:val="en_US" w:bidi="en_US"/>
         </w:rPr>
-        <w:t>Understanding Job</w:t>
+        <w:t>Violation of the Sacred</w:t>
       </w:r>
       <w:r>
         <w:rPr>
@@ -231,7 +231,7 @@
         <w:rPr>
           <w:lang w:val="en_US" w:bidi="en_US"/>
         </w:rPr>
-        <w:t>The story of Job presents a tension between good and bad aspects of his character. The beginning of the book clearly approves of Job (</w:t>
+        <w:t>Violation of the sacred is the act of disrespecting, damaging, or misusing something that is considered holy or set apart for God. Ever since the early days in the garden of Eden, humans have tried to claim God's holy space as their own (</w:t>
       </w:r>
       <w:hyperlink r:id="rId13">
         <w:r>
@@ -242,14 +242,14 @@
             <w:color w:val="0000EE"/>
             <w:u w:val="single"/>
           </w:rPr>
-          <w:t>Job 1:1</w:t>
-        </w:r>
-      </w:hyperlink>
-      <w:r>
-        <w:rPr>
-          <w:lang w:val="en_US" w:bidi="en_US"/>
-        </w:rPr>
-        <w:t xml:space="preserve">, </w:t>
+          <w:t>Genesis 2:15–17</w:t>
+        </w:r>
+      </w:hyperlink>
+      <w:r>
+        <w:rPr>
+          <w:lang w:val="en_US" w:bidi="en_US"/>
+        </w:rPr>
+        <w:t xml:space="preserve">; </w:t>
       </w:r>
       <w:hyperlink r:id="rId14">
         <w:r>
@@ -260,92 +260,14 @@
             <w:color w:val="0000EE"/>
             <w:u w:val="single"/>
           </w:rPr>
-          <w:t>8</w:t>
-        </w:r>
-      </w:hyperlink>
-      <w:r>
-        <w:rPr>
-          <w:lang w:val="en_US" w:bidi="en_US"/>
-        </w:rPr>
-        <w:t xml:space="preserve">; </w:t>
-      </w:r>
-      <w:hyperlink r:id="rId15">
-        <w:r>
-          <w:rPr>
-            <w:lang w:val="en_US" w:bidi="en_US"/>
-          </w:rPr>
-          <w:rPr>
-            <w:color w:val="0000EE"/>
-            <w:u w:val="single"/>
-          </w:rPr>
-          <w:t>2:3</w:t>
-        </w:r>
-      </w:hyperlink>
-      <w:r>
-        <w:rPr>
-          <w:lang w:val="en_US" w:bidi="en_US"/>
-        </w:rPr>
-        <w:t>). But later, God questions Job directly: “</w:t>
-      </w:r>
-      <w:r>
-        <w:rPr>
-          <w:lang w:val="en_US" w:bidi="en_US"/>
-        </w:rPr>
-        <w:t>Who is this who obscures My counsel by words without knowledge?</w:t>
-      </w:r>
-      <w:r>
-        <w:rPr>
-          <w:lang w:val="en_US" w:bidi="en_US"/>
-        </w:rPr>
-        <w:t>” (</w:t>
-      </w:r>
-      <w:hyperlink r:id="rId16">
-        <w:r>
-          <w:rPr>
-            <w:lang w:val="en_US" w:bidi="en_US"/>
-          </w:rPr>
-          <w:rPr>
-            <w:color w:val="0000EE"/>
-            <w:u w:val="single"/>
-          </w:rPr>
-          <w:t>38:2</w:t>
-        </w:r>
-      </w:hyperlink>
-      <w:r>
-        <w:rPr>
-          <w:lang w:val="en_US" w:bidi="en_US"/>
-        </w:rPr>
-        <w:t>). “</w:t>
-      </w:r>
-      <w:r>
-        <w:rPr>
-          <w:lang w:val="en_US" w:bidi="en_US"/>
-        </w:rPr>
-        <w:t>Would you really annul My justice? Would you condemn Me to justify yourself?</w:t>
-      </w:r>
-      <w:r>
-        <w:rPr>
-          <w:lang w:val="en_US" w:bidi="en_US"/>
-        </w:rPr>
-        <w:t>” (</w:t>
-      </w:r>
-      <w:hyperlink r:id="rId17">
-        <w:r>
-          <w:rPr>
-            <w:lang w:val="en_US" w:bidi="en_US"/>
-          </w:rPr>
-          <w:rPr>
-            <w:color w:val="0000EE"/>
-            <w:u w:val="single"/>
-          </w:rPr>
-          <w:t>40:8</w:t>
-        </w:r>
-      </w:hyperlink>
-      <w:r>
-        <w:rPr>
-          <w:lang w:val="en_US" w:bidi="en_US"/>
-        </w:rPr>
-        <w:t>).</w:t>
+          <w:t>3:1–6</w:t>
+        </w:r>
+      </w:hyperlink>
+      <w:r>
+        <w:rPr>
+          <w:lang w:val="en_US" w:bidi="en_US"/>
+        </w:rPr>
+        <w:t xml:space="preserve">). </w:t>
       </w:r>
     </w:p>
     <w:p>
@@ -359,97 +281,43 @@
         <w:rPr>
           <w:lang w:val="en_US" w:bidi="en_US"/>
         </w:rPr>
-        <w:t>Some interpreters think Job talks too much and confuses God's work with Satan's. Some modern interpreters blame Job for his suffering, agreeing with his friends. Others argue like Eliphaz and Elihu (</w:t>
-      </w:r>
-      <w:hyperlink r:id="rId18">
-        <w:r>
-          <w:rPr>
-            <w:lang w:val="en_US" w:bidi="en_US"/>
-          </w:rPr>
-          <w:rPr>
-            <w:color w:val="0000EE"/>
-            <w:u w:val="single"/>
-          </w:rPr>
-          <w:t>5:17–27</w:t>
-        </w:r>
-      </w:hyperlink>
-      <w:r>
-        <w:rPr>
-          <w:lang w:val="en_US" w:bidi="en_US"/>
-        </w:rPr>
-        <w:t xml:space="preserve">; </w:t>
-      </w:r>
-      <w:hyperlink r:id="rId19">
-        <w:r>
-          <w:rPr>
-            <w:lang w:val="en_US" w:bidi="en_US"/>
-          </w:rPr>
-          <w:rPr>
-            <w:color w:val="0000EE"/>
-            <w:u w:val="single"/>
-          </w:rPr>
-          <w:t>33:15–33</w:t>
-        </w:r>
-      </w:hyperlink>
-      <w:r>
-        <w:rPr>
-          <w:lang w:val="en_US" w:bidi="en_US"/>
-        </w:rPr>
-        <w:t xml:space="preserve">; </w:t>
-      </w:r>
-      <w:hyperlink r:id="rId20">
-        <w:r>
-          <w:rPr>
-            <w:lang w:val="en_US" w:bidi="en_US"/>
-          </w:rPr>
-          <w:rPr>
-            <w:color w:val="0000EE"/>
-            <w:u w:val="single"/>
-          </w:rPr>
-          <w:t>36:7–17</w:t>
-        </w:r>
-      </w:hyperlink>
-      <w:r>
-        <w:rPr>
-          <w:lang w:val="en_US" w:bidi="en_US"/>
-        </w:rPr>
-        <w:t>). They say that Job's suffering is God's loving discipline. Even God's faithful encounter such discipline (</w:t>
-      </w:r>
-      <w:hyperlink r:id="rId21">
-        <w:r>
-          <w:rPr>
-            <w:lang w:val="en_US" w:bidi="en_US"/>
-          </w:rPr>
-          <w:rPr>
-            <w:color w:val="0000EE"/>
-            <w:u w:val="single"/>
-          </w:rPr>
-          <w:t>Hebrews 12:6–12</w:t>
-        </w:r>
-      </w:hyperlink>
-      <w:r>
-        <w:rPr>
-          <w:lang w:val="en_US" w:bidi="en_US"/>
-        </w:rPr>
-        <w:t xml:space="preserve">; see </w:t>
-      </w:r>
-      <w:hyperlink r:id="rId22">
-        <w:r>
-          <w:rPr>
-            <w:lang w:val="en_US" w:bidi="en_US"/>
-          </w:rPr>
-          <w:rPr>
-            <w:color w:val="0000EE"/>
-            <w:u w:val="single"/>
-          </w:rPr>
-          <w:t>Proverbs 3:11–12</w:t>
-        </w:r>
-      </w:hyperlink>
-      <w:r>
-        <w:rPr>
-          <w:lang w:val="en_US" w:bidi="en_US"/>
-        </w:rPr>
-        <w:t>). But this idea contradicts the book's opening statement.</w:t>
+        <w:t>The Bible shows God's anger and quick punishment when people fail to respect his holy commands. God called Nadab and Abihu to lead Israel in proper worship. When they ignored God's specific instructions about priestly duties, they died for their sin (</w:t>
+      </w:r>
+      <w:hyperlink r:id="rId15">
+        <w:r>
+          <w:rPr>
+            <w:lang w:val="en_US" w:bidi="en_US"/>
+          </w:rPr>
+          <w:rPr>
+            <w:color w:val="0000EE"/>
+            <w:u w:val="single"/>
+          </w:rPr>
+          <w:t>Leviticus 10:1–20</w:t>
+        </w:r>
+      </w:hyperlink>
+      <w:r>
+        <w:rPr>
+          <w:lang w:val="en_US" w:bidi="en_US"/>
+        </w:rPr>
+        <w:t>). Jesus showed God's righteous anger when he entered the temple with a whip. He chased out the merchants and money changers who were polluting the holy space for profit (</w:t>
+      </w:r>
+      <w:hyperlink r:id="rId16">
+        <w:r>
+          <w:rPr>
+            <w:lang w:val="en_US" w:bidi="en_US"/>
+          </w:rPr>
+          <w:rPr>
+            <w:color w:val="0000EE"/>
+            <w:u w:val="single"/>
+          </w:rPr>
+          <w:t>John 2:13–16</w:t>
+        </w:r>
+      </w:hyperlink>
+      <w:r>
+        <w:rPr>
+          <w:lang w:val="en_US" w:bidi="en_US"/>
+        </w:rPr>
+        <w:t>).</w:t>
       </w:r>
     </w:p>
     <w:p>
@@ -463,97 +331,7 @@
         <w:rPr>
           <w:lang w:val="en_US" w:bidi="en_US"/>
         </w:rPr>
-        <w:t>Job suffered because God wanted to show Satan that Job was honest and faithful. God always had a positive view of Job's life (</w:t>
-      </w:r>
-      <w:hyperlink r:id="rId13">
-        <w:r>
-          <w:rPr>
-            <w:lang w:val="en_US" w:bidi="en_US"/>
-          </w:rPr>
-          <w:rPr>
-            <w:color w:val="0000EE"/>
-            <w:u w:val="single"/>
-          </w:rPr>
-          <w:t>Job 1:1</w:t>
-        </w:r>
-      </w:hyperlink>
-      <w:r>
-        <w:rPr>
-          <w:lang w:val="en_US" w:bidi="en_US"/>
-        </w:rPr>
-        <w:t xml:space="preserve">, </w:t>
-      </w:r>
-      <w:hyperlink r:id="rId14">
-        <w:r>
-          <w:rPr>
-            <w:lang w:val="en_US" w:bidi="en_US"/>
-          </w:rPr>
-          <w:rPr>
-            <w:color w:val="0000EE"/>
-            <w:u w:val="single"/>
-          </w:rPr>
-          <w:t>8</w:t>
-        </w:r>
-      </w:hyperlink>
-      <w:r>
-        <w:rPr>
-          <w:lang w:val="en_US" w:bidi="en_US"/>
-        </w:rPr>
-        <w:t xml:space="preserve">; </w:t>
-      </w:r>
-      <w:hyperlink r:id="rId15">
-        <w:r>
-          <w:rPr>
-            <w:lang w:val="en_US" w:bidi="en_US"/>
-          </w:rPr>
-          <w:rPr>
-            <w:color w:val="0000EE"/>
-            <w:u w:val="single"/>
-          </w:rPr>
-          <w:t>2:3</w:t>
-        </w:r>
-      </w:hyperlink>
-      <w:r>
-        <w:rPr>
-          <w:lang w:val="en_US" w:bidi="en_US"/>
-        </w:rPr>
-        <w:t xml:space="preserve">; </w:t>
-      </w:r>
-      <w:hyperlink r:id="rId23">
-        <w:r>
-          <w:rPr>
-            <w:lang w:val="en_US" w:bidi="en_US"/>
-          </w:rPr>
-          <w:rPr>
-            <w:color w:val="0000EE"/>
-            <w:u w:val="single"/>
-          </w:rPr>
-          <w:t>42:7</w:t>
-        </w:r>
-      </w:hyperlink>
-      <w:r>
-        <w:rPr>
-          <w:lang w:val="en_US" w:bidi="en_US"/>
-        </w:rPr>
-        <w:t>). This idea continues in the New Testament, where Job is an example of patience we should follow (</w:t>
-      </w:r>
-      <w:hyperlink r:id="rId24">
-        <w:r>
-          <w:rPr>
-            <w:lang w:val="en_US" w:bidi="en_US"/>
-          </w:rPr>
-          <w:rPr>
-            <w:color w:val="0000EE"/>
-            <w:u w:val="single"/>
-          </w:rPr>
-          <w:t>James 5:11</w:t>
-        </w:r>
-      </w:hyperlink>
-      <w:r>
-        <w:rPr>
-          <w:lang w:val="en_US" w:bidi="en_US"/>
-        </w:rPr>
-        <w:t>).</w:t>
+        <w:t>No one could violate God's holy presence, including in the temple in Jerusalem. The temple represented God's presence in the world, so all its ceremonies had to show its holy status. Only those anointed for the task could enter to make offerings.</w:t>
       </w:r>
     </w:p>
     <w:p>
@@ -567,7 +345,37 @@
         <w:rPr>
           <w:lang w:val="en_US" w:bidi="en_US"/>
         </w:rPr>
-        <w:t xml:space="preserve">Job's reactions are normal. He does not remain firm. His trials affected him. He also does not boldly defy his troubles as if they cannot affect him. He reacts like any human would. </w:t>
+        <w:t>One serious mistake was when King Uzziah "</w:t>
+      </w:r>
+      <w:r>
+        <w:rPr>
+          <w:lang w:val="en_US" w:bidi="en_US"/>
+        </w:rPr>
+        <w:t>entered the temple of the LORD to burn incense on the altar of incense"</w:t>
+      </w:r>
+      <w:r>
+        <w:rPr>
+          <w:lang w:val="en_US" w:bidi="en_US"/>
+        </w:rPr>
+        <w:t xml:space="preserve"> (</w:t>
+      </w:r>
+      <w:hyperlink r:id="rId17">
+        <w:r>
+          <w:rPr>
+            <w:lang w:val="en_US" w:bidi="en_US"/>
+          </w:rPr>
+          <w:rPr>
+            <w:color w:val="0000EE"/>
+            <w:u w:val="single"/>
+          </w:rPr>
+          <w:t>2 Chronicles 26:16</w:t>
+        </w:r>
+      </w:hyperlink>
+      <w:r>
+        <w:rPr>
+          <w:lang w:val="en_US" w:bidi="en_US"/>
+        </w:rPr>
+        <w:t xml:space="preserve">). Unlike kings from other ancient Near Eastern cultures, Israel's kings could not enter the holy space. God anointed them only for government duties. The king of Israel was not a priest nor could he represent God in holy matters. He was not a god, unlike in other cultures. </w:t>
       </w:r>
     </w:p>
     <w:p>
@@ -581,25 +389,25 @@
         <w:rPr>
           <w:lang w:val="en_US" w:bidi="en_US"/>
         </w:rPr>
-        <w:t>Job becomes angry, protests, complains, and goes back and forth between confidence and despair. But he never gives up hope. He does not curse God or falsely confess guilt, trying to influence God to remove his suffering. Although Job cannot understand his situation, he knows his answer will come from God (</w:t>
-      </w:r>
-      <w:hyperlink r:id="rId25">
-        <w:r>
-          <w:rPr>
-            <w:lang w:val="en_US" w:bidi="en_US"/>
-          </w:rPr>
-          <w:rPr>
-            <w:color w:val="0000EE"/>
-            <w:u w:val="single"/>
-          </w:rPr>
-          <w:t>Job 19:25–27</w:t>
-        </w:r>
-      </w:hyperlink>
-      <w:r>
-        <w:rPr>
-          <w:lang w:val="en_US" w:bidi="en_US"/>
-        </w:rPr>
-        <w:t>).</w:t>
+        <w:t>He was a servant of God chosen from his people for "carefully observing" the covenant in the community (</w:t>
+      </w:r>
+      <w:hyperlink r:id="rId18">
+        <w:r>
+          <w:rPr>
+            <w:lang w:val="en_US" w:bidi="en_US"/>
+          </w:rPr>
+          <w:rPr>
+            <w:color w:val="0000EE"/>
+            <w:u w:val="single"/>
+          </w:rPr>
+          <w:t>Deuteronomy 17:18–20</w:t>
+        </w:r>
+      </w:hyperlink>
+      <w:r>
+        <w:rPr>
+          <w:lang w:val="en_US" w:bidi="en_US"/>
+        </w:rPr>
+        <w:t>). When King Uzziah tried to act in a priestly role that did not belong to him, he violated the holy place set apart for God's presence. This violation was a serious matter related to the function of the temple.</w:t>
       </w:r>
     </w:p>
     <w:p>
@@ -611,10 +419,27 @@
       </w:r>
       <w:r>
         <w:rPr>
-          <w:u w:val="single"/>
-          <w:lang w:val="en_US" w:bidi="en_US"/>
-        </w:rPr>
-        <w:t>Passages for Further Study</w:t>
+          <w:lang w:val="en_US" w:bidi="en_US"/>
+        </w:rPr>
+        <w:t>King David shows humility compared to Uzziah's pride (</w:t>
+      </w:r>
+      <w:hyperlink r:id="rId19">
+        <w:r>
+          <w:rPr>
+            <w:lang w:val="en_US" w:bidi="en_US"/>
+          </w:rPr>
+          <w:rPr>
+            <w:color w:val="0000EE"/>
+            <w:u w:val="single"/>
+          </w:rPr>
+          <w:t>1 Samuel 21:1–9</w:t>
+        </w:r>
+      </w:hyperlink>
+      <w:r>
+        <w:rPr>
+          <w:lang w:val="en_US" w:bidi="en_US"/>
+        </w:rPr>
+        <w:t xml:space="preserve">). When his men were hungry, David knew there was bread at the tabernacle. Instead of taking it, he asked the priest, who gave them the holy bread with his blessing. </w:t>
       </w:r>
     </w:p>
     <w:p>
@@ -624,6 +449,153 @@
           <w:lang w:val="en_US" w:bidi="en_US"/>
         </w:rPr>
       </w:r>
+      <w:r>
+        <w:rPr>
+          <w:lang w:val="en_US" w:bidi="en_US"/>
+        </w:rPr>
+        <w:t>In contrast, Uzziah entered the temple and showed no respect for this holy space (</w:t>
+      </w:r>
+      <w:hyperlink r:id="rId17">
+        <w:r>
+          <w:rPr>
+            <w:lang w:val="en_US" w:bidi="en_US"/>
+          </w:rPr>
+          <w:rPr>
+            <w:color w:val="0000EE"/>
+            <w:u w:val="single"/>
+          </w:rPr>
+          <w:t>26:16</w:t>
+        </w:r>
+      </w:hyperlink>
+      <w:r>
+        <w:rPr>
+          <w:lang w:val="en_US" w:bidi="en_US"/>
+        </w:rPr>
+        <w:t>). He thought that, as king, he could enter God's temple. Yet, he did not have that right. God punished him with a skin disease and separation from daily life. This punishment matched the pride of his actions.</w:t>
+      </w:r>
+    </w:p>
+    <w:p>
+      <w:pPr/>
+      <w:r>
+        <w:rPr>
+          <w:lang w:val="en_US" w:bidi="en_US"/>
+        </w:rPr>
+      </w:r>
+      <w:r>
+        <w:rPr>
+          <w:lang w:val="en_US" w:bidi="en_US"/>
+        </w:rPr>
+        <w:t xml:space="preserve">The temptation to act like Uzziah, who showed no respect for holy things, is always present. Any action that fails to honor God, shows no respect for his holy space. Human history is about God restoring the heavens and earth to be his home. </w:t>
+      </w:r>
+    </w:p>
+    <w:p>
+      <w:pPr/>
+      <w:r>
+        <w:rPr>
+          <w:lang w:val="en_US" w:bidi="en_US"/>
+        </w:rPr>
+      </w:r>
+      <w:r>
+        <w:rPr>
+          <w:lang w:val="en_US" w:bidi="en_US"/>
+        </w:rPr>
+        <w:t>In the new covenant through Jesus Christ, God's holy space is not just a temple in Jerusalem or any building. He sets apart the lives of those who trust him (</w:t>
+      </w:r>
+      <w:hyperlink r:id="rId20">
+        <w:r>
+          <w:rPr>
+            <w:lang w:val="en_US" w:bidi="en_US"/>
+          </w:rPr>
+          <w:rPr>
+            <w:color w:val="0000EE"/>
+            <w:u w:val="single"/>
+          </w:rPr>
+          <w:t>1 Corinthians 6:19–20</w:t>
+        </w:r>
+      </w:hyperlink>
+      <w:r>
+        <w:rPr>
+          <w:lang w:val="en_US" w:bidi="en_US"/>
+        </w:rPr>
+        <w:t>). Through his grace, God makes the people of the new covenant his temple on earth (</w:t>
+      </w:r>
+      <w:hyperlink r:id="rId21">
+        <w:r>
+          <w:rPr>
+            <w:lang w:val="en_US" w:bidi="en_US"/>
+          </w:rPr>
+          <w:rPr>
+            <w:color w:val="0000EE"/>
+            <w:u w:val="single"/>
+          </w:rPr>
+          <w:t>1 Peter 2:4–5</w:t>
+        </w:r>
+      </w:hyperlink>
+      <w:r>
+        <w:rPr>
+          <w:lang w:val="en_US" w:bidi="en_US"/>
+        </w:rPr>
+        <w:t>). They become the place where his holiness enters creation. History will be complete when all of heaven and earth become God's temple (</w:t>
+      </w:r>
+      <w:hyperlink r:id="rId22">
+        <w:r>
+          <w:rPr>
+            <w:lang w:val="en_US" w:bidi="en_US"/>
+          </w:rPr>
+          <w:rPr>
+            <w:color w:val="0000EE"/>
+            <w:u w:val="single"/>
+          </w:rPr>
+          <w:t>Isaiah 65:17–18</w:t>
+        </w:r>
+      </w:hyperlink>
+      <w:r>
+        <w:rPr>
+          <w:lang w:val="en_US" w:bidi="en_US"/>
+        </w:rPr>
+        <w:t xml:space="preserve">; </w:t>
+      </w:r>
+      <w:hyperlink r:id="rId23">
+        <w:r>
+          <w:rPr>
+            <w:lang w:val="en_US" w:bidi="en_US"/>
+          </w:rPr>
+          <w:rPr>
+            <w:color w:val="0000EE"/>
+            <w:u w:val="single"/>
+          </w:rPr>
+          <w:t>Revelation 21:1–2</w:t>
+        </w:r>
+      </w:hyperlink>
+      <w:r>
+        <w:rPr>
+          <w:lang w:val="en_US" w:bidi="en_US"/>
+        </w:rPr>
+        <w:t>).</w:t>
+      </w:r>
+    </w:p>
+    <w:p>
+      <w:pPr/>
+      <w:r>
+        <w:rPr>
+          <w:lang w:val="en_US" w:bidi="en_US"/>
+        </w:rPr>
+      </w:r>
+      <w:r>
+        <w:rPr>
+          <w:u w:val="single"/>
+          <w:lang w:val="en_US" w:bidi="en_US"/>
+        </w:rPr>
+        <w:t>Passages for Further Study</w:t>
+      </w:r>
+    </w:p>
+    <w:p>
+      <w:pPr/>
+      <w:r>
+        <w:rPr>
+          <w:lang w:val="en_US" w:bidi="en_US"/>
+        </w:rPr>
+      </w:r>
       <w:hyperlink r:id="rId13">
         <w:r>
           <w:rPr>
@@ -633,7 +605,405 @@
             <w:color w:val="0000EE"/>
             <w:u w:val="single"/>
           </w:rPr>
-          <w:t>Job 1:1</w:t>
+          <w:t>Genesis 2:15–17</w:t>
+        </w:r>
+      </w:hyperlink>
+      <w:r>
+        <w:rPr>
+          <w:lang w:val="en_US" w:bidi="en_US"/>
+        </w:rPr>
+        <w:t xml:space="preserve">; </w:t>
+      </w:r>
+      <w:hyperlink r:id="rId14">
+        <w:r>
+          <w:rPr>
+            <w:lang w:val="en_US" w:bidi="en_US"/>
+          </w:rPr>
+          <w:rPr>
+            <w:color w:val="0000EE"/>
+            <w:u w:val="single"/>
+          </w:rPr>
+          <w:t>3:1–6</w:t>
+        </w:r>
+      </w:hyperlink>
+      <w:r>
+        <w:rPr>
+          <w:lang w:val="en_US" w:bidi="en_US"/>
+        </w:rPr>
+        <w:t xml:space="preserve">; </w:t>
+      </w:r>
+      <w:hyperlink r:id="rId24">
+        <w:r>
+          <w:rPr>
+            <w:lang w:val="en_US" w:bidi="en_US"/>
+          </w:rPr>
+          <w:rPr>
+            <w:color w:val="0000EE"/>
+            <w:u w:val="single"/>
+          </w:rPr>
+          <w:t>Exodus 19:12–13</w:t>
+        </w:r>
+      </w:hyperlink>
+      <w:r>
+        <w:rPr>
+          <w:lang w:val="en_US" w:bidi="en_US"/>
+        </w:rPr>
+        <w:t xml:space="preserve">; </w:t>
+      </w:r>
+      <w:hyperlink r:id="rId25">
+        <w:r>
+          <w:rPr>
+            <w:lang w:val="en_US" w:bidi="en_US"/>
+          </w:rPr>
+          <w:rPr>
+            <w:color w:val="0000EE"/>
+            <w:u w:val="single"/>
+          </w:rPr>
+          <w:t>31:14–15</w:t>
+        </w:r>
+      </w:hyperlink>
+      <w:r>
+        <w:rPr>
+          <w:lang w:val="en_US" w:bidi="en_US"/>
+        </w:rPr>
+        <w:t xml:space="preserve">; </w:t>
+      </w:r>
+      <w:hyperlink r:id="rId15">
+        <w:r>
+          <w:rPr>
+            <w:lang w:val="en_US" w:bidi="en_US"/>
+          </w:rPr>
+          <w:rPr>
+            <w:color w:val="0000EE"/>
+            <w:u w:val="single"/>
+          </w:rPr>
+          <w:t>Leviticus 10:1–20</w:t>
+        </w:r>
+      </w:hyperlink>
+      <w:r>
+        <w:rPr>
+          <w:lang w:val="en_US" w:bidi="en_US"/>
+        </w:rPr>
+        <w:t xml:space="preserve">; </w:t>
+      </w:r>
+      <w:hyperlink r:id="rId26">
+        <w:r>
+          <w:rPr>
+            <w:lang w:val="en_US" w:bidi="en_US"/>
+          </w:rPr>
+          <w:rPr>
+            <w:color w:val="0000EE"/>
+            <w:u w:val="single"/>
+          </w:rPr>
+          <w:t>24:16–17</w:t>
+        </w:r>
+      </w:hyperlink>
+      <w:r>
+        <w:rPr>
+          <w:lang w:val="en_US" w:bidi="en_US"/>
+        </w:rPr>
+        <w:t xml:space="preserve">; </w:t>
+      </w:r>
+      <w:hyperlink r:id="rId27">
+        <w:r>
+          <w:rPr>
+            <w:lang w:val="en_US" w:bidi="en_US"/>
+          </w:rPr>
+          <w:rPr>
+            <w:color w:val="0000EE"/>
+            <w:u w:val="single"/>
+          </w:rPr>
+          <w:t>Numbers 1:51</w:t>
+        </w:r>
+      </w:hyperlink>
+      <w:r>
+        <w:rPr>
+          <w:lang w:val="en_US" w:bidi="en_US"/>
+        </w:rPr>
+        <w:t xml:space="preserve">; </w:t>
+      </w:r>
+      <w:hyperlink r:id="rId28">
+        <w:r>
+          <w:rPr>
+            <w:lang w:val="en_US" w:bidi="en_US"/>
+          </w:rPr>
+          <w:rPr>
+            <w:color w:val="0000EE"/>
+            <w:u w:val="single"/>
+          </w:rPr>
+          <w:t>15:32–36</w:t>
+        </w:r>
+      </w:hyperlink>
+      <w:r>
+        <w:rPr>
+          <w:lang w:val="en_US" w:bidi="en_US"/>
+        </w:rPr>
+        <w:t xml:space="preserve">; </w:t>
+      </w:r>
+      <w:hyperlink r:id="rId29">
+        <w:r>
+          <w:rPr>
+            <w:lang w:val="en_US" w:bidi="en_US"/>
+          </w:rPr>
+          <w:rPr>
+            <w:color w:val="0000EE"/>
+            <w:u w:val="single"/>
+          </w:rPr>
+          <w:t>2 Chronicles 26:16–21</w:t>
+        </w:r>
+      </w:hyperlink>
+      <w:r>
+        <w:rPr>
+          <w:lang w:val="en_US" w:bidi="en_US"/>
+        </w:rPr>
+        <w:t xml:space="preserve">; </w:t>
+      </w:r>
+      <w:hyperlink r:id="rId20">
+        <w:r>
+          <w:rPr>
+            <w:lang w:val="en_US" w:bidi="en_US"/>
+          </w:rPr>
+          <w:rPr>
+            <w:color w:val="0000EE"/>
+            <w:u w:val="single"/>
+          </w:rPr>
+          <w:t>1 Corinthians 6:19–20</w:t>
+        </w:r>
+      </w:hyperlink>
+      <w:r>
+        <w:rPr>
+          <w:lang w:val="en_US" w:bidi="en_US"/>
+        </w:rPr>
+      </w:r>
+      <w:r>
+        <w:rPr>
+          <w:lang w:val="en_US" w:bidi="en_US"/>
+        </w:rPr>
+      </w:r>
+    </w:p>
+    <w:p>
+      <w:pPr/>
+      <w:r>
+        <w:rPr>
+          <w:lang w:val="en_US" w:bidi="en_US"/>
+        </w:rPr>
+      </w:r>
+    </w:p>
+    <w:p>
+      <w:pPr>
+        <w:pStyle w:val="Heading2"/>
+      </w:pPr>
+      <w:r>
+        <w:rPr>
+          <w:lang w:val="en_US" w:bidi="en_US"/>
+        </w:rPr>
+        <w:t>Visions</w:t>
+      </w:r>
+      <w:r>
+        <w:rPr>
+          <w:lang w:val="en_US" w:bidi="en_US"/>
+        </w:rPr>
+      </w:r>
+    </w:p>
+    <w:p>
+      <w:pPr/>
+      <w:r>
+        <w:rPr>
+          <w:lang w:val="en_US" w:bidi="en_US"/>
+        </w:rPr>
+      </w:r>
+      <w:r>
+        <w:rPr>
+          <w:lang w:val="en_US" w:bidi="en_US"/>
+        </w:rPr>
+        <w:t>Visions are similar to other experiences of God's revelation, like dreams (</w:t>
+      </w:r>
+      <w:hyperlink r:id="rId30">
+        <w:r>
+          <w:rPr>
+            <w:lang w:val="en_US" w:bidi="en_US"/>
+          </w:rPr>
+          <w:rPr>
+            <w:color w:val="0000EE"/>
+            <w:u w:val="single"/>
+          </w:rPr>
+          <w:t>Genesis 37:5–10</w:t>
+        </w:r>
+      </w:hyperlink>
+      <w:r>
+        <w:rPr>
+          <w:lang w:val="en_US" w:bidi="en_US"/>
+        </w:rPr>
+        <w:t xml:space="preserve">; </w:t>
+      </w:r>
+      <w:hyperlink r:id="rId31">
+        <w:r>
+          <w:rPr>
+            <w:lang w:val="en_US" w:bidi="en_US"/>
+          </w:rPr>
+          <w:rPr>
+            <w:color w:val="0000EE"/>
+            <w:u w:val="single"/>
+          </w:rPr>
+          <w:t>40:5–19</w:t>
+        </w:r>
+      </w:hyperlink>
+      <w:r>
+        <w:rPr>
+          <w:lang w:val="en_US" w:bidi="en_US"/>
+        </w:rPr>
+        <w:t>). Classic examples include the prophet Ezekiel’s vision of the valley of dry bones and the prophet Isaiah’s vision of God’s throne (</w:t>
+      </w:r>
+      <w:hyperlink r:id="rId32">
+        <w:r>
+          <w:rPr>
+            <w:lang w:val="en_US" w:bidi="en_US"/>
+          </w:rPr>
+          <w:rPr>
+            <w:color w:val="0000EE"/>
+            <w:u w:val="single"/>
+          </w:rPr>
+          <w:t>Ezekiel 37:1–14</w:t>
+        </w:r>
+      </w:hyperlink>
+      <w:r>
+        <w:rPr>
+          <w:lang w:val="en_US" w:bidi="en_US"/>
+        </w:rPr>
+        <w:t xml:space="preserve">; </w:t>
+      </w:r>
+      <w:hyperlink r:id="rId33">
+        <w:r>
+          <w:rPr>
+            <w:lang w:val="en_US" w:bidi="en_US"/>
+          </w:rPr>
+          <w:rPr>
+            <w:color w:val="0000EE"/>
+            <w:u w:val="single"/>
+          </w:rPr>
+          <w:t>Isaiah 6</w:t>
+        </w:r>
+      </w:hyperlink>
+      <w:r>
+        <w:rPr>
+          <w:lang w:val="en_US" w:bidi="en_US"/>
+        </w:rPr>
+        <w:t>). Old Testament prophets often received messages from the Lord through visions. The visions in the Bible often showed powerful and memorable pictures that helped people understand God's message.In these visions, God showed special pictures or scenes that had deeper meanings about real things happening on earth. God or an angel would then explain to the person what these pictures meant.</w:t>
+      </w:r>
+    </w:p>
+    <w:p>
+      <w:pPr/>
+      <w:r>
+        <w:rPr>
+          <w:lang w:val="en_US" w:bidi="en_US"/>
+        </w:rPr>
+      </w:r>
+      <w:r>
+        <w:rPr>
+          <w:lang w:val="en_US" w:bidi="en_US"/>
+        </w:rPr>
+        <w:t>Visions are important in the book of Acts and often occur during prayer (</w:t>
+      </w:r>
+      <w:hyperlink r:id="rId34">
+        <w:r>
+          <w:rPr>
+            <w:lang w:val="en_US" w:bidi="en_US"/>
+          </w:rPr>
+          <w:rPr>
+            <w:color w:val="0000EE"/>
+            <w:u w:val="single"/>
+          </w:rPr>
+          <w:t>Acts 9:10–12</w:t>
+        </w:r>
+      </w:hyperlink>
+      <w:r>
+        <w:rPr>
+          <w:lang w:val="en_US" w:bidi="en_US"/>
+        </w:rPr>
+        <w:t xml:space="preserve">; </w:t>
+      </w:r>
+      <w:hyperlink r:id="rId35">
+        <w:r>
+          <w:rPr>
+            <w:lang w:val="en_US" w:bidi="en_US"/>
+          </w:rPr>
+          <w:rPr>
+            <w:color w:val="0000EE"/>
+            <w:u w:val="single"/>
+          </w:rPr>
+          <w:t>16:9–10</w:t>
+        </w:r>
+      </w:hyperlink>
+      <w:r>
+        <w:rPr>
+          <w:lang w:val="en_US" w:bidi="en_US"/>
+        </w:rPr>
+        <w:t xml:space="preserve">; </w:t>
+      </w:r>
+      <w:hyperlink r:id="rId36">
+        <w:r>
+          <w:rPr>
+            <w:lang w:val="en_US" w:bidi="en_US"/>
+          </w:rPr>
+          <w:rPr>
+            <w:color w:val="0000EE"/>
+            <w:u w:val="single"/>
+          </w:rPr>
+          <w:t>22:17–21</w:t>
+        </w:r>
+      </w:hyperlink>
+      <w:r>
+        <w:rPr>
+          <w:lang w:val="en_US" w:bidi="en_US"/>
+        </w:rPr>
+        <w:t xml:space="preserve">; </w:t>
+      </w:r>
+      <w:hyperlink r:id="rId37">
+        <w:r>
+          <w:rPr>
+            <w:lang w:val="en_US" w:bidi="en_US"/>
+          </w:rPr>
+          <w:rPr>
+            <w:color w:val="0000EE"/>
+            <w:u w:val="single"/>
+          </w:rPr>
+          <w:t>23:11</w:t>
+        </w:r>
+      </w:hyperlink>
+      <w:r>
+        <w:rPr>
+          <w:lang w:val="en_US" w:bidi="en_US"/>
+        </w:rPr>
+        <w:t xml:space="preserve">; see </w:t>
+      </w:r>
+      <w:hyperlink r:id="rId38">
+        <w:r>
+          <w:rPr>
+            <w:lang w:val="en_US" w:bidi="en_US"/>
+          </w:rPr>
+          <w:rPr>
+            <w:color w:val="0000EE"/>
+            <w:u w:val="single"/>
+          </w:rPr>
+          <w:t>Luke 1:8–20</w:t>
+        </w:r>
+      </w:hyperlink>
+      <w:r>
+        <w:rPr>
+          <w:lang w:val="en_US" w:bidi="en_US"/>
+        </w:rPr>
+        <w:t>). In one instance, an angel visited Cornelius, a Roman officer (</w:t>
+      </w:r>
+      <w:hyperlink r:id="rId39">
+        <w:r>
+          <w:rPr>
+            <w:lang w:val="en_US" w:bidi="en_US"/>
+          </w:rPr>
+          <w:rPr>
+            <w:color w:val="0000EE"/>
+            <w:u w:val="single"/>
+          </w:rPr>
+          <w:t>Acts 10:1–6</w:t>
         </w:r>
       </w:hyperlink>
       <w:r>
@@ -642,16 +1012,166 @@
         </w:rPr>
         <w:t xml:space="preserve">, </w:t>
       </w:r>
-      <w:hyperlink r:id="rId14">
-        <w:r>
-          <w:rPr>
-            <w:lang w:val="en_US" w:bidi="en_US"/>
-          </w:rPr>
-          <w:rPr>
-            <w:color w:val="0000EE"/>
-            <w:u w:val="single"/>
-          </w:rPr>
-          <w:t>8</w:t>
+      <w:hyperlink r:id="rId40">
+        <w:r>
+          <w:rPr>
+            <w:lang w:val="en_US" w:bidi="en_US"/>
+          </w:rPr>
+          <w:rPr>
+            <w:color w:val="0000EE"/>
+            <w:u w:val="single"/>
+          </w:rPr>
+          <w:t>30–32</w:t>
+        </w:r>
+      </w:hyperlink>
+      <w:r>
+        <w:rPr>
+          <w:lang w:val="en_US" w:bidi="en_US"/>
+        </w:rPr>
+        <w:t>). The angel told him to send for the apostle Peter. The next day, as Peter prayed, he had a vision (</w:t>
+      </w:r>
+      <w:hyperlink r:id="rId41">
+        <w:r>
+          <w:rPr>
+            <w:lang w:val="en_US" w:bidi="en_US"/>
+          </w:rPr>
+          <w:rPr>
+            <w:color w:val="0000EE"/>
+            <w:u w:val="single"/>
+          </w:rPr>
+          <w:t>10:9–16</w:t>
+        </w:r>
+      </w:hyperlink>
+      <w:r>
+        <w:rPr>
+          <w:lang w:val="en_US" w:bidi="en_US"/>
+        </w:rPr>
+        <w:t xml:space="preserve">; see </w:t>
+      </w:r>
+      <w:hyperlink r:id="rId42">
+        <w:r>
+          <w:rPr>
+            <w:lang w:val="en_US" w:bidi="en_US"/>
+          </w:rPr>
+          <w:rPr>
+            <w:color w:val="0000EE"/>
+            <w:u w:val="single"/>
+          </w:rPr>
+          <w:t>11:5–10</w:t>
+        </w:r>
+      </w:hyperlink>
+      <w:r>
+        <w:rPr>
+          <w:lang w:val="en_US" w:bidi="en_US"/>
+        </w:rPr>
+        <w:t xml:space="preserve">). It was connected to his meeting with Cornelius. </w:t>
+      </w:r>
+    </w:p>
+    <w:p>
+      <w:pPr/>
+      <w:r>
+        <w:rPr>
+          <w:lang w:val="en_US" w:bidi="en_US"/>
+        </w:rPr>
+      </w:r>
+      <w:r>
+        <w:rPr>
+          <w:lang w:val="en_US" w:bidi="en_US"/>
+        </w:rPr>
+        <w:t>In Acts 9, the visions of the apostle Paul and Ananias also show God's role in their lives (</w:t>
+      </w:r>
+      <w:hyperlink r:id="rId43">
+        <w:r>
+          <w:rPr>
+            <w:lang w:val="en_US" w:bidi="en_US"/>
+          </w:rPr>
+          <w:rPr>
+            <w:color w:val="0000EE"/>
+            <w:u w:val="single"/>
+          </w:rPr>
+          <w:t>9:3–6</w:t>
+        </w:r>
+      </w:hyperlink>
+      <w:r>
+        <w:rPr>
+          <w:lang w:val="en_US" w:bidi="en_US"/>
+        </w:rPr>
+        <w:t xml:space="preserve">, </w:t>
+      </w:r>
+      <w:hyperlink r:id="rId44">
+        <w:r>
+          <w:rPr>
+            <w:lang w:val="en_US" w:bidi="en_US"/>
+          </w:rPr>
+          <w:rPr>
+            <w:color w:val="0000EE"/>
+            <w:u w:val="single"/>
+          </w:rPr>
+          <w:t>10–16</w:t>
+        </w:r>
+      </w:hyperlink>
+      <w:r>
+        <w:rPr>
+          <w:lang w:val="en_US" w:bidi="en_US"/>
+        </w:rPr>
+        <w:t>). These visions are not by accident but part of God's plan to save the world.</w:t>
+      </w:r>
+    </w:p>
+    <w:p>
+      <w:pPr/>
+      <w:r>
+        <w:rPr>
+          <w:lang w:val="en_US" w:bidi="en_US"/>
+        </w:rPr>
+      </w:r>
+      <w:r>
+        <w:rPr>
+          <w:lang w:val="en_US" w:bidi="en_US"/>
+        </w:rPr>
+        <w:t xml:space="preserve">Visions provide divine guidance and show Christian workers how to fulfill the Great Commission. </w:t>
+      </w:r>
+    </w:p>
+    <w:p>
+      <w:pPr/>
+      <w:r>
+        <w:rPr>
+          <w:lang w:val="en_US" w:bidi="en_US"/>
+        </w:rPr>
+      </w:r>
+      <w:r>
+        <w:rPr>
+          <w:lang w:val="en_US" w:bidi="en_US"/>
+        </w:rPr>
+        <w:t xml:space="preserve">Paul experienced several visions: </w:t>
+      </w:r>
+    </w:p>
+    <w:p>
+      <w:pPr>
+        <w:pStyle w:val="ListBullet"/>
+        <w:spacing w:line="240" w:lineRule="auto"/>
+        <w:ind w:left="720"/>
+      </w:pPr>
+      <w:r>
+        <w:rPr>
+          <w:lang w:val="en_US" w:bidi="en_US"/>
+        </w:rPr>
+      </w:r>
+      <w:r>
+        <w:rPr>
+          <w:lang w:val="en_US" w:bidi="en_US"/>
+        </w:rPr>
+        <w:t>during his conversion on the Damascus road (</w:t>
+      </w:r>
+      <w:hyperlink r:id="rId43">
+        <w:r>
+          <w:rPr>
+            <w:lang w:val="en_US" w:bidi="en_US"/>
+          </w:rPr>
+          <w:rPr>
+            <w:color w:val="0000EE"/>
+            <w:u w:val="single"/>
+          </w:rPr>
+          <w:t>Acts 9:3–6</w:t>
         </w:r>
       </w:hyperlink>
       <w:r>
@@ -660,16 +1180,16 @@
         </w:rPr>
         <w:t xml:space="preserve">; </w:t>
       </w:r>
-      <w:hyperlink r:id="rId15">
-        <w:r>
-          <w:rPr>
-            <w:lang w:val="en_US" w:bidi="en_US"/>
-          </w:rPr>
-          <w:rPr>
-            <w:color w:val="0000EE"/>
-            <w:u w:val="single"/>
-          </w:rPr>
-          <w:t>2:3</w:t>
+      <w:hyperlink r:id="rId45">
+        <w:r>
+          <w:rPr>
+            <w:lang w:val="en_US" w:bidi="en_US"/>
+          </w:rPr>
+          <w:rPr>
+            <w:color w:val="0000EE"/>
+            <w:u w:val="single"/>
+          </w:rPr>
+          <w:t>22:6–10</w:t>
         </w:r>
       </w:hyperlink>
       <w:r>
@@ -678,52 +1198,293 @@
         </w:rPr>
         <w:t xml:space="preserve">; </w:t>
       </w:r>
-      <w:hyperlink r:id="rId26">
-        <w:r>
-          <w:rPr>
-            <w:lang w:val="en_US" w:bidi="en_US"/>
-          </w:rPr>
-          <w:rPr>
-            <w:color w:val="0000EE"/>
-            <w:u w:val="single"/>
-          </w:rPr>
-          <w:t>5:17–18</w:t>
-        </w:r>
-      </w:hyperlink>
+      <w:hyperlink r:id="rId46">
+        <w:r>
+          <w:rPr>
+            <w:lang w:val="en_US" w:bidi="en_US"/>
+          </w:rPr>
+          <w:rPr>
+            <w:color w:val="0000EE"/>
+            <w:u w:val="single"/>
+          </w:rPr>
+          <w:t>26:12–19</w:t>
+        </w:r>
+      </w:hyperlink>
+      <w:r>
+        <w:rPr>
+          <w:lang w:val="en_US" w:bidi="en_US"/>
+        </w:rPr>
+        <w:t>)</w:t>
+      </w:r>
+    </w:p>
+    <w:p>
+      <w:pPr>
+        <w:pStyle w:val="ListBullet"/>
+        <w:spacing w:line="240" w:lineRule="auto"/>
+        <w:ind w:left="720"/>
+      </w:pPr>
+      <w:r>
+        <w:rPr>
+          <w:lang w:val="en_US" w:bidi="en_US"/>
+        </w:rPr>
+      </w:r>
+      <w:r>
+        <w:rPr>
+          <w:lang w:val="en_US" w:bidi="en_US"/>
+        </w:rPr>
+        <w:t>before his missionary journey to Europe (</w:t>
+      </w:r>
+      <w:hyperlink r:id="rId35">
+        <w:r>
+          <w:rPr>
+            <w:lang w:val="en_US" w:bidi="en_US"/>
+          </w:rPr>
+          <w:rPr>
+            <w:color w:val="0000EE"/>
+            <w:u w:val="single"/>
+          </w:rPr>
+          <w:t>16:9</w:t>
+        </w:r>
+      </w:hyperlink>
+      <w:r>
+        <w:rPr>
+          <w:lang w:val="en_US" w:bidi="en_US"/>
+        </w:rPr>
+        <w:t>)</w:t>
+      </w:r>
+    </w:p>
+    <w:p>
+      <w:pPr>
+        <w:pStyle w:val="ListBullet"/>
+        <w:spacing w:line="240" w:lineRule="auto"/>
+        <w:ind w:left="720"/>
+      </w:pPr>
+      <w:r>
+        <w:rPr>
+          <w:lang w:val="en_US" w:bidi="en_US"/>
+        </w:rPr>
+      </w:r>
+      <w:r>
+        <w:rPr>
+          <w:lang w:val="en_US" w:bidi="en_US"/>
+        </w:rPr>
+        <w:t>in Corinth (</w:t>
+      </w:r>
+      <w:hyperlink r:id="rId47">
+        <w:r>
+          <w:rPr>
+            <w:lang w:val="en_US" w:bidi="en_US"/>
+          </w:rPr>
+          <w:rPr>
+            <w:color w:val="0000EE"/>
+            <w:u w:val="single"/>
+          </w:rPr>
+          <w:t>18:9–11</w:t>
+        </w:r>
+      </w:hyperlink>
+      <w:r>
+        <w:rPr>
+          <w:lang w:val="en_US" w:bidi="en_US"/>
+        </w:rPr>
+        <w:t>)</w:t>
+      </w:r>
+    </w:p>
+    <w:p>
+      <w:pPr>
+        <w:pStyle w:val="ListBullet"/>
+        <w:spacing w:line="240" w:lineRule="auto"/>
+        <w:ind w:left="720"/>
+      </w:pPr>
+      <w:r>
+        <w:rPr>
+          <w:lang w:val="en_US" w:bidi="en_US"/>
+        </w:rPr>
+      </w:r>
+      <w:r>
+        <w:rPr>
+          <w:lang w:val="en_US" w:bidi="en_US"/>
+        </w:rPr>
+        <w:t>in the temple (</w:t>
+      </w:r>
+      <w:hyperlink r:id="rId36">
+        <w:r>
+          <w:rPr>
+            <w:lang w:val="en_US" w:bidi="en_US"/>
+          </w:rPr>
+          <w:rPr>
+            <w:color w:val="0000EE"/>
+            <w:u w:val="single"/>
+          </w:rPr>
+          <w:t>22:17–21</w:t>
+        </w:r>
+      </w:hyperlink>
+      <w:r>
+        <w:rPr>
+          <w:lang w:val="en_US" w:bidi="en_US"/>
+        </w:rPr>
+        <w:t>)</w:t>
+      </w:r>
+    </w:p>
+    <w:p>
+      <w:pPr>
+        <w:pStyle w:val="ListBullet"/>
+        <w:spacing w:line="240" w:lineRule="auto"/>
+        <w:ind w:left="720"/>
+      </w:pPr>
+      <w:r>
+        <w:rPr>
+          <w:lang w:val="en_US" w:bidi="en_US"/>
+        </w:rPr>
+      </w:r>
+      <w:r>
+        <w:rPr>
+          <w:lang w:val="en_US" w:bidi="en_US"/>
+        </w:rPr>
+        <w:t>in Jerusalem before his trip to Rome (</w:t>
+      </w:r>
+      <w:hyperlink r:id="rId37">
+        <w:r>
+          <w:rPr>
+            <w:lang w:val="en_US" w:bidi="en_US"/>
+          </w:rPr>
+          <w:rPr>
+            <w:color w:val="0000EE"/>
+            <w:u w:val="single"/>
+          </w:rPr>
+          <w:t>23:11</w:t>
+        </w:r>
+      </w:hyperlink>
+      <w:r>
+        <w:rPr>
+          <w:lang w:val="en_US" w:bidi="en_US"/>
+        </w:rPr>
+        <w:t>)</w:t>
+      </w:r>
+    </w:p>
+    <w:p>
+      <w:pPr/>
+      <w:r>
+        <w:rPr>
+          <w:lang w:val="en_US" w:bidi="en_US"/>
+        </w:rPr>
+      </w:r>
+      <w:r>
+        <w:rPr>
+          <w:lang w:val="en_US" w:bidi="en_US"/>
+        </w:rPr>
+        <w:t xml:space="preserve">Through visions, God actively guides the church's activities and expands its mission (see the study notes on </w:t>
+      </w:r>
+      <w:r>
+        <w:rPr>
+          <w:lang w:val="en_US" w:bidi="en_US"/>
+        </w:rPr>
+        <w:t>Acts 10:3</w:t>
+      </w:r>
+      <w:r>
+        <w:rPr>
+          <w:lang w:val="en_US" w:bidi="en_US"/>
+        </w:rPr>
+        <w:t xml:space="preserve">, </w:t>
+      </w:r>
+      <w:r>
+        <w:rPr>
+          <w:lang w:val="en_US" w:bidi="en_US"/>
+        </w:rPr>
+        <w:t>9–16</w:t>
+      </w:r>
       <w:r>
         <w:rPr>
           <w:lang w:val="en_US" w:bidi="en_US"/>
         </w:rPr>
         <w:t xml:space="preserve">; </w:t>
       </w:r>
-      <w:hyperlink r:id="rId25">
-        <w:r>
-          <w:rPr>
-            <w:lang w:val="en_US" w:bidi="en_US"/>
-          </w:rPr>
-          <w:rPr>
-            <w:color w:val="0000EE"/>
-            <w:u w:val="single"/>
-          </w:rPr>
-          <w:t>19:25–27</w:t>
-        </w:r>
-      </w:hyperlink>
+      <w:r>
+        <w:rPr>
+          <w:lang w:val="en_US" w:bidi="en_US"/>
+        </w:rPr>
+        <w:t>22:17–22</w:t>
+      </w:r>
       <w:r>
         <w:rPr>
           <w:lang w:val="en_US" w:bidi="en_US"/>
         </w:rPr>
         <w:t xml:space="preserve">; </w:t>
       </w:r>
-      <w:hyperlink r:id="rId27">
-        <w:r>
-          <w:rPr>
-            <w:lang w:val="en_US" w:bidi="en_US"/>
-          </w:rPr>
-          <w:rPr>
-            <w:color w:val="0000EE"/>
-            <w:u w:val="single"/>
-          </w:rPr>
-          <w:t>33:15–28</w:t>
+      <w:r>
+        <w:rPr>
+          <w:lang w:val="en_US" w:bidi="en_US"/>
+        </w:rPr>
+        <w:t>23:11</w:t>
+      </w:r>
+      <w:r>
+        <w:rPr>
+          <w:lang w:val="en_US" w:bidi="en_US"/>
+        </w:rPr>
+        <w:t xml:space="preserve">; see also </w:t>
+      </w:r>
+      <w:hyperlink r:id="rId48">
+        <w:r>
+          <w:rPr>
+            <w:lang w:val="en_US" w:bidi="en_US"/>
+          </w:rPr>
+          <w:rPr>
+            <w:color w:val="0000EE"/>
+            <w:u w:val="single"/>
+          </w:rPr>
+          <w:t>Galatians 1:8–9</w:t>
+        </w:r>
+      </w:hyperlink>
+      <w:r>
+        <w:rPr>
+          <w:lang w:val="en_US" w:bidi="en_US"/>
+        </w:rPr>
+        <w:t xml:space="preserve"> and </w:t>
+      </w:r>
+      <w:r>
+        <w:rPr>
+          <w:lang w:val="en_US" w:bidi="en_US"/>
+        </w:rPr>
+        <w:t>study note there</w:t>
+      </w:r>
+      <w:r>
+        <w:rPr>
+          <w:lang w:val="en_US" w:bidi="en_US"/>
+        </w:rPr>
+        <w:t>).</w:t>
+      </w:r>
+    </w:p>
+    <w:p>
+      <w:pPr/>
+      <w:r>
+        <w:rPr>
+          <w:lang w:val="en_US" w:bidi="en_US"/>
+        </w:rPr>
+      </w:r>
+      <w:r>
+        <w:rPr>
+          <w:u w:val="single"/>
+          <w:lang w:val="en_US" w:bidi="en_US"/>
+        </w:rPr>
+        <w:t>Passages for Further Study</w:t>
+      </w:r>
+    </w:p>
+    <w:p>
+      <w:pPr/>
+      <w:r>
+        <w:rPr>
+          <w:lang w:val="en_US" w:bidi="en_US"/>
+        </w:rPr>
+      </w:r>
+      <w:hyperlink r:id="rId30">
+        <w:r>
+          <w:rPr>
+            <w:lang w:val="en_US" w:bidi="en_US"/>
+          </w:rPr>
+          <w:rPr>
+            <w:color w:val="0000EE"/>
+            <w:u w:val="single"/>
+          </w:rPr>
+          <w:t>Genesis 37:5–10</w:t>
         </w:r>
       </w:hyperlink>
       <w:r>
@@ -732,16 +1493,16 @@
         </w:rPr>
         <w:t xml:space="preserve">; </w:t>
       </w:r>
-      <w:hyperlink r:id="rId28">
-        <w:r>
-          <w:rPr>
-            <w:lang w:val="en_US" w:bidi="en_US"/>
-          </w:rPr>
-          <w:rPr>
-            <w:color w:val="0000EE"/>
-            <w:u w:val="single"/>
-          </w:rPr>
-          <w:t>36:8–15</w:t>
+      <w:hyperlink r:id="rId49">
+        <w:r>
+          <w:rPr>
+            <w:lang w:val="en_US" w:bidi="en_US"/>
+          </w:rPr>
+          <w:rPr>
+            <w:color w:val="0000EE"/>
+            <w:u w:val="single"/>
+          </w:rPr>
+          <w:t>40:1–41:36</w:t>
         </w:r>
       </w:hyperlink>
       <w:r>
@@ -750,16 +1511,16 @@
         </w:rPr>
         <w:t xml:space="preserve">; </w:t>
       </w:r>
-      <w:hyperlink r:id="rId16">
-        <w:r>
-          <w:rPr>
-            <w:lang w:val="en_US" w:bidi="en_US"/>
-          </w:rPr>
-          <w:rPr>
-            <w:color w:val="0000EE"/>
-            <w:u w:val="single"/>
-          </w:rPr>
-          <w:t>38:2</w:t>
+      <w:hyperlink r:id="rId33">
+        <w:r>
+          <w:rPr>
+            <w:lang w:val="en_US" w:bidi="en_US"/>
+          </w:rPr>
+          <w:rPr>
+            <w:color w:val="0000EE"/>
+            <w:u w:val="single"/>
+          </w:rPr>
+          <w:t>Isaiah 6:1–13</w:t>
         </w:r>
       </w:hyperlink>
       <w:r>
@@ -768,16 +1529,16 @@
         </w:rPr>
         <w:t xml:space="preserve">; </w:t>
       </w:r>
-      <w:hyperlink r:id="rId17">
-        <w:r>
-          <w:rPr>
-            <w:lang w:val="en_US" w:bidi="en_US"/>
-          </w:rPr>
-          <w:rPr>
-            <w:color w:val="0000EE"/>
-            <w:u w:val="single"/>
-          </w:rPr>
-          <w:t>40:8</w:t>
+      <w:hyperlink r:id="rId50">
+        <w:r>
+          <w:rPr>
+            <w:lang w:val="en_US" w:bidi="en_US"/>
+          </w:rPr>
+          <w:rPr>
+            <w:color w:val="0000EE"/>
+            <w:u w:val="single"/>
+          </w:rPr>
+          <w:t>Jeremiah 14:14</w:t>
         </w:r>
       </w:hyperlink>
       <w:r>
@@ -786,16 +1547,16 @@
         </w:rPr>
         <w:t xml:space="preserve">; </w:t>
       </w:r>
-      <w:hyperlink r:id="rId23">
-        <w:r>
-          <w:rPr>
-            <w:lang w:val="en_US" w:bidi="en_US"/>
-          </w:rPr>
-          <w:rPr>
-            <w:color w:val="0000EE"/>
-            <w:u w:val="single"/>
-          </w:rPr>
-          <w:t>42:7</w:t>
+      <w:hyperlink r:id="rId32">
+        <w:r>
+          <w:rPr>
+            <w:lang w:val="en_US" w:bidi="en_US"/>
+          </w:rPr>
+          <w:rPr>
+            <w:color w:val="0000EE"/>
+            <w:u w:val="single"/>
+          </w:rPr>
+          <w:t>Ezekiel 37:1–14</w:t>
         </w:r>
       </w:hyperlink>
       <w:r>
@@ -804,16 +1565,16 @@
         </w:rPr>
         <w:t xml:space="preserve">; </w:t>
       </w:r>
-      <w:hyperlink r:id="rId29">
-        <w:r>
-          <w:rPr>
-            <w:lang w:val="en_US" w:bidi="en_US"/>
-          </w:rPr>
-          <w:rPr>
-            <w:color w:val="0000EE"/>
-            <w:u w:val="single"/>
-          </w:rPr>
-          <w:t>Proverbs 3:11</w:t>
+      <w:hyperlink r:id="rId51">
+        <w:r>
+          <w:rPr>
+            <w:lang w:val="en_US" w:bidi="en_US"/>
+          </w:rPr>
+          <w:rPr>
+            <w:color w:val="0000EE"/>
+            <w:u w:val="single"/>
+          </w:rPr>
+          <w:t>Daniel 8:1–27</w:t>
         </w:r>
       </w:hyperlink>
       <w:r>
@@ -822,16 +1583,106 @@
         </w:rPr>
         <w:t xml:space="preserve">; </w:t>
       </w:r>
-      <w:hyperlink r:id="rId30">
-        <w:r>
-          <w:rPr>
-            <w:lang w:val="en_US" w:bidi="en_US"/>
-          </w:rPr>
-          <w:rPr>
-            <w:color w:val="0000EE"/>
-            <w:u w:val="single"/>
-          </w:rPr>
-          <w:t>Hebrews 12:7</w:t>
+      <w:hyperlink r:id="rId52">
+        <w:r>
+          <w:rPr>
+            <w:lang w:val="en_US" w:bidi="en_US"/>
+          </w:rPr>
+          <w:rPr>
+            <w:color w:val="0000EE"/>
+            <w:u w:val="single"/>
+          </w:rPr>
+          <w:t>9:21</w:t>
+        </w:r>
+      </w:hyperlink>
+      <w:r>
+        <w:rPr>
+          <w:lang w:val="en_US" w:bidi="en_US"/>
+        </w:rPr>
+        <w:t xml:space="preserve">; </w:t>
+      </w:r>
+      <w:hyperlink r:id="rId53">
+        <w:r>
+          <w:rPr>
+            <w:lang w:val="en_US" w:bidi="en_US"/>
+          </w:rPr>
+          <w:rPr>
+            <w:color w:val="0000EE"/>
+            <w:u w:val="single"/>
+          </w:rPr>
+          <w:t>Hosea 12:10</w:t>
+        </w:r>
+      </w:hyperlink>
+      <w:r>
+        <w:rPr>
+          <w:lang w:val="en_US" w:bidi="en_US"/>
+        </w:rPr>
+        <w:t xml:space="preserve">; </w:t>
+      </w:r>
+      <w:hyperlink r:id="rId54">
+        <w:r>
+          <w:rPr>
+            <w:lang w:val="en_US" w:bidi="en_US"/>
+          </w:rPr>
+          <w:rPr>
+            <w:color w:val="0000EE"/>
+            <w:u w:val="single"/>
+          </w:rPr>
+          <w:t>Obadiah 1:1</w:t>
+        </w:r>
+      </w:hyperlink>
+      <w:r>
+        <w:rPr>
+          <w:lang w:val="en_US" w:bidi="en_US"/>
+        </w:rPr>
+        <w:t xml:space="preserve">; </w:t>
+      </w:r>
+      <w:hyperlink r:id="rId55">
+        <w:r>
+          <w:rPr>
+            <w:lang w:val="en_US" w:bidi="en_US"/>
+          </w:rPr>
+          <w:rPr>
+            <w:color w:val="0000EE"/>
+            <w:u w:val="single"/>
+          </w:rPr>
+          <w:t>Habakkuk 2:3</w:t>
+        </w:r>
+      </w:hyperlink>
+      <w:r>
+        <w:rPr>
+          <w:lang w:val="en_US" w:bidi="en_US"/>
+        </w:rPr>
+        <w:t xml:space="preserve">; </w:t>
+      </w:r>
+      <w:hyperlink r:id="rId38">
+        <w:r>
+          <w:rPr>
+            <w:lang w:val="en_US" w:bidi="en_US"/>
+          </w:rPr>
+          <w:rPr>
+            <w:color w:val="0000EE"/>
+            <w:u w:val="single"/>
+          </w:rPr>
+          <w:t>Luke 1:8–20</w:t>
+        </w:r>
+      </w:hyperlink>
+      <w:r>
+        <w:rPr>
+          <w:lang w:val="en_US" w:bidi="en_US"/>
+        </w:rPr>
+        <w:t xml:space="preserve">; </w:t>
+      </w:r>
+      <w:hyperlink r:id="rId43">
+        <w:r>
+          <w:rPr>
+            <w:lang w:val="en_US" w:bidi="en_US"/>
+          </w:rPr>
+          <w:rPr>
+            <w:color w:val="0000EE"/>
+            <w:u w:val="single"/>
+          </w:rPr>
+          <w:t>Acts 9:3–6</w:t>
         </w:r>
       </w:hyperlink>
       <w:r>
@@ -840,16 +1691,16 @@
         </w:rPr>
         <w:t xml:space="preserve">, </w:t>
       </w:r>
-      <w:hyperlink r:id="rId31">
-        <w:r>
-          <w:rPr>
-            <w:lang w:val="en_US" w:bidi="en_US"/>
-          </w:rPr>
-          <w:rPr>
-            <w:color w:val="0000EE"/>
-            <w:u w:val="single"/>
-          </w:rPr>
-          <w:t>10</w:t>
+      <w:hyperlink r:id="rId44">
+        <w:r>
+          <w:rPr>
+            <w:lang w:val="en_US" w:bidi="en_US"/>
+          </w:rPr>
+          <w:rPr>
+            <w:color w:val="0000EE"/>
+            <w:u w:val="single"/>
+          </w:rPr>
+          <w:t>10–16</w:t>
         </w:r>
       </w:hyperlink>
       <w:r>
@@ -858,16 +1709,983 @@
         </w:rPr>
         <w:t xml:space="preserve">; </w:t>
       </w:r>
-      <w:hyperlink r:id="rId24">
-        <w:r>
-          <w:rPr>
-            <w:lang w:val="en_US" w:bidi="en_US"/>
-          </w:rPr>
-          <w:rPr>
-            <w:color w:val="0000EE"/>
-            <w:u w:val="single"/>
-          </w:rPr>
-          <w:t>James 5:11</w:t>
+      <w:hyperlink r:id="rId56">
+        <w:r>
+          <w:rPr>
+            <w:lang w:val="en_US" w:bidi="en_US"/>
+          </w:rPr>
+          <w:rPr>
+            <w:color w:val="0000EE"/>
+            <w:u w:val="single"/>
+          </w:rPr>
+          <w:t>10:3–6</w:t>
+        </w:r>
+      </w:hyperlink>
+      <w:r>
+        <w:rPr>
+          <w:lang w:val="en_US" w:bidi="en_US"/>
+        </w:rPr>
+        <w:t xml:space="preserve">, </w:t>
+      </w:r>
+      <w:hyperlink r:id="rId41">
+        <w:r>
+          <w:rPr>
+            <w:lang w:val="en_US" w:bidi="en_US"/>
+          </w:rPr>
+          <w:rPr>
+            <w:color w:val="0000EE"/>
+            <w:u w:val="single"/>
+          </w:rPr>
+          <w:t>9–16</w:t>
+        </w:r>
+      </w:hyperlink>
+      <w:r>
+        <w:rPr>
+          <w:lang w:val="en_US" w:bidi="en_US"/>
+        </w:rPr>
+        <w:t xml:space="preserve">, </w:t>
+      </w:r>
+      <w:hyperlink r:id="rId40">
+        <w:r>
+          <w:rPr>
+            <w:lang w:val="en_US" w:bidi="en_US"/>
+          </w:rPr>
+          <w:rPr>
+            <w:color w:val="0000EE"/>
+            <w:u w:val="single"/>
+          </w:rPr>
+          <w:t>30–32</w:t>
+        </w:r>
+      </w:hyperlink>
+      <w:r>
+        <w:rPr>
+          <w:lang w:val="en_US" w:bidi="en_US"/>
+        </w:rPr>
+        <w:t xml:space="preserve">; </w:t>
+      </w:r>
+      <w:hyperlink r:id="rId57">
+        <w:r>
+          <w:rPr>
+            <w:lang w:val="en_US" w:bidi="en_US"/>
+          </w:rPr>
+          <w:rPr>
+            <w:color w:val="0000EE"/>
+            <w:u w:val="single"/>
+          </w:rPr>
+          <w:t>11:5–9</w:t>
+        </w:r>
+      </w:hyperlink>
+      <w:r>
+        <w:rPr>
+          <w:lang w:val="en_US" w:bidi="en_US"/>
+        </w:rPr>
+        <w:t xml:space="preserve">; </w:t>
+      </w:r>
+      <w:hyperlink r:id="rId58">
+        <w:r>
+          <w:rPr>
+            <w:lang w:val="en_US" w:bidi="en_US"/>
+          </w:rPr>
+          <w:rPr>
+            <w:color w:val="0000EE"/>
+            <w:u w:val="single"/>
+          </w:rPr>
+          <w:t>16:9–10</w:t>
+        </w:r>
+      </w:hyperlink>
+      <w:r>
+        <w:rPr>
+          <w:lang w:val="en_US" w:bidi="en_US"/>
+        </w:rPr>
+        <w:t xml:space="preserve">; </w:t>
+      </w:r>
+      <w:hyperlink r:id="rId47">
+        <w:r>
+          <w:rPr>
+            <w:lang w:val="en_US" w:bidi="en_US"/>
+          </w:rPr>
+          <w:rPr>
+            <w:color w:val="0000EE"/>
+            <w:u w:val="single"/>
+          </w:rPr>
+          <w:t>18:9–11</w:t>
+        </w:r>
+      </w:hyperlink>
+      <w:r>
+        <w:rPr>
+          <w:lang w:val="en_US" w:bidi="en_US"/>
+        </w:rPr>
+        <w:t xml:space="preserve">; </w:t>
+      </w:r>
+      <w:hyperlink r:id="rId45">
+        <w:r>
+          <w:rPr>
+            <w:lang w:val="en_US" w:bidi="en_US"/>
+          </w:rPr>
+          <w:rPr>
+            <w:color w:val="0000EE"/>
+            <w:u w:val="single"/>
+          </w:rPr>
+          <w:t>22:6–10</w:t>
+        </w:r>
+      </w:hyperlink>
+      <w:r>
+        <w:rPr>
+          <w:lang w:val="en_US" w:bidi="en_US"/>
+        </w:rPr>
+        <w:t xml:space="preserve">, </w:t>
+      </w:r>
+      <w:hyperlink r:id="rId36">
+        <w:r>
+          <w:rPr>
+            <w:lang w:val="en_US" w:bidi="en_US"/>
+          </w:rPr>
+          <w:rPr>
+            <w:color w:val="0000EE"/>
+            <w:u w:val="single"/>
+          </w:rPr>
+          <w:t>17–21</w:t>
+        </w:r>
+      </w:hyperlink>
+      <w:r>
+        <w:rPr>
+          <w:lang w:val="en_US" w:bidi="en_US"/>
+        </w:rPr>
+        <w:t xml:space="preserve">; </w:t>
+      </w:r>
+      <w:hyperlink r:id="rId37">
+        <w:r>
+          <w:rPr>
+            <w:lang w:val="en_US" w:bidi="en_US"/>
+          </w:rPr>
+          <w:rPr>
+            <w:color w:val="0000EE"/>
+            <w:u w:val="single"/>
+          </w:rPr>
+          <w:t>23:11</w:t>
+        </w:r>
+      </w:hyperlink>
+      <w:r>
+        <w:rPr>
+          <w:lang w:val="en_US" w:bidi="en_US"/>
+        </w:rPr>
+        <w:t xml:space="preserve">; </w:t>
+      </w:r>
+      <w:hyperlink r:id="rId59">
+        <w:r>
+          <w:rPr>
+            <w:lang w:val="en_US" w:bidi="en_US"/>
+          </w:rPr>
+          <w:rPr>
+            <w:color w:val="0000EE"/>
+            <w:u w:val="single"/>
+          </w:rPr>
+          <w:t>26:14–19</w:t>
+        </w:r>
+      </w:hyperlink>
+      <w:r>
+        <w:rPr>
+          <w:lang w:val="en_US" w:bidi="en_US"/>
+        </w:rPr>
+        <w:t xml:space="preserve">; </w:t>
+      </w:r>
+      <w:hyperlink r:id="rId60">
+        <w:r>
+          <w:rPr>
+            <w:lang w:val="en_US" w:bidi="en_US"/>
+          </w:rPr>
+          <w:rPr>
+            <w:color w:val="0000EE"/>
+            <w:u w:val="single"/>
+          </w:rPr>
+          <w:t>2 Corinthians 12:1–10</w:t>
+        </w:r>
+      </w:hyperlink>
+      <w:r>
+        <w:rPr>
+          <w:lang w:val="en_US" w:bidi="en_US"/>
+        </w:rPr>
+        <w:t xml:space="preserve">; </w:t>
+      </w:r>
+      <w:hyperlink r:id="rId61">
+        <w:r>
+          <w:rPr>
+            <w:lang w:val="en_US" w:bidi="en_US"/>
+          </w:rPr>
+          <w:rPr>
+            <w:color w:val="0000EE"/>
+            <w:u w:val="single"/>
+          </w:rPr>
+          <w:t>Revelation 1:9–22:7</w:t>
+        </w:r>
+      </w:hyperlink>
+      <w:r>
+        <w:rPr>
+          <w:lang w:val="en_US" w:bidi="en_US"/>
+        </w:rPr>
+      </w:r>
+      <w:r>
+        <w:rPr>
+          <w:lang w:val="en_US" w:bidi="en_US"/>
+        </w:rPr>
+      </w:r>
+    </w:p>
+    <w:p>
+      <w:pPr/>
+      <w:r>
+        <w:rPr>
+          <w:lang w:val="en_US" w:bidi="en_US"/>
+        </w:rPr>
+      </w:r>
+    </w:p>
+    <w:p>
+      <w:pPr>
+        <w:pStyle w:val="Heading2"/>
+      </w:pPr>
+      <w:r>
+        <w:rPr>
+          <w:lang w:val="en_US" w:bidi="en_US"/>
+        </w:rPr>
+        <w:t>Vows to God</w:t>
+      </w:r>
+      <w:r>
+        <w:rPr>
+          <w:lang w:val="en_US" w:bidi="en_US"/>
+        </w:rPr>
+      </w:r>
+    </w:p>
+    <w:p>
+      <w:pPr/>
+      <w:r>
+        <w:rPr>
+          <w:lang w:val="en_US" w:bidi="en_US"/>
+        </w:rPr>
+      </w:r>
+      <w:r>
+        <w:rPr>
+          <w:lang w:val="en_US" w:bidi="en_US"/>
+        </w:rPr>
+        <w:t xml:space="preserve">A vow to God means something like saying, "If God does 'this', then I will give 'this' to God or his holy place." </w:t>
+      </w:r>
+    </w:p>
+    <w:p>
+      <w:pPr/>
+      <w:r>
+        <w:rPr>
+          <w:lang w:val="en_US" w:bidi="en_US"/>
+        </w:rPr>
+      </w:r>
+      <w:r>
+        <w:rPr>
+          <w:lang w:val="en_US" w:bidi="en_US"/>
+        </w:rPr>
+        <w:t>Examples include:</w:t>
+      </w:r>
+    </w:p>
+    <w:p>
+      <w:pPr>
+        <w:pStyle w:val="ListBullet"/>
+        <w:spacing w:line="240" w:lineRule="auto"/>
+        <w:ind w:left="720"/>
+      </w:pPr>
+      <w:r>
+        <w:rPr>
+          <w:lang w:val="en_US" w:bidi="en_US"/>
+        </w:rPr>
+      </w:r>
+      <w:r>
+        <w:rPr>
+          <w:lang w:val="en_US" w:bidi="en_US"/>
+        </w:rPr>
+        <w:t>Jacob gave a tenth of his earnings (</w:t>
+      </w:r>
+      <w:hyperlink r:id="rId62">
+        <w:r>
+          <w:rPr>
+            <w:lang w:val="en_US" w:bidi="en_US"/>
+          </w:rPr>
+          <w:rPr>
+            <w:color w:val="0000EE"/>
+            <w:u w:val="single"/>
+          </w:rPr>
+          <w:t>Genesis 28:20–22</w:t>
+        </w:r>
+      </w:hyperlink>
+      <w:r>
+        <w:rPr>
+          <w:lang w:val="en_US" w:bidi="en_US"/>
+        </w:rPr>
+        <w:t xml:space="preserve">). </w:t>
+      </w:r>
+    </w:p>
+    <w:p>
+      <w:pPr>
+        <w:pStyle w:val="ListBullet"/>
+        <w:spacing w:line="240" w:lineRule="auto"/>
+        <w:ind w:left="720"/>
+      </w:pPr>
+      <w:r>
+        <w:rPr>
+          <w:lang w:val="en_US" w:bidi="en_US"/>
+        </w:rPr>
+      </w:r>
+      <w:r>
+        <w:rPr>
+          <w:lang w:val="en_US" w:bidi="en_US"/>
+        </w:rPr>
+        <w:t>The Israelites promised to give God the Canaanite war spoils (</w:t>
+      </w:r>
+      <w:hyperlink r:id="rId63">
+        <w:r>
+          <w:rPr>
+            <w:lang w:val="en_US" w:bidi="en_US"/>
+          </w:rPr>
+          <w:rPr>
+            <w:color w:val="0000EE"/>
+            <w:u w:val="single"/>
+          </w:rPr>
+          <w:t>Numbers 21:2</w:t>
+        </w:r>
+      </w:hyperlink>
+      <w:r>
+        <w:rPr>
+          <w:lang w:val="en_US" w:bidi="en_US"/>
+        </w:rPr>
+        <w:t>).</w:t>
+      </w:r>
+    </w:p>
+    <w:p>
+      <w:pPr>
+        <w:pStyle w:val="ListBullet"/>
+        <w:spacing w:line="240" w:lineRule="auto"/>
+        <w:ind w:left="720"/>
+      </w:pPr>
+      <w:r>
+        <w:rPr>
+          <w:lang w:val="en_US" w:bidi="en_US"/>
+        </w:rPr>
+      </w:r>
+      <w:r>
+        <w:rPr>
+          <w:lang w:val="en_US" w:bidi="en_US"/>
+        </w:rPr>
+        <w:t>Hannah committed to giving her son as a lifelong servant to the Lord (</w:t>
+      </w:r>
+      <w:hyperlink r:id="rId64">
+        <w:r>
+          <w:rPr>
+            <w:lang w:val="en_US" w:bidi="en_US"/>
+          </w:rPr>
+          <w:rPr>
+            <w:color w:val="0000EE"/>
+            <w:u w:val="single"/>
+          </w:rPr>
+          <w:t>1 Samuel 1:11</w:t>
+        </w:r>
+      </w:hyperlink>
+      <w:r>
+        <w:rPr>
+          <w:lang w:val="en_US" w:bidi="en_US"/>
+        </w:rPr>
+        <w:t>).</w:t>
+      </w:r>
+    </w:p>
+    <w:p>
+      <w:pPr>
+        <w:pStyle w:val="ListBullet"/>
+        <w:spacing w:line="240" w:lineRule="auto"/>
+        <w:ind w:left="720"/>
+      </w:pPr>
+      <w:r>
+        <w:rPr>
+          <w:lang w:val="en_US" w:bidi="en_US"/>
+        </w:rPr>
+      </w:r>
+      <w:r>
+        <w:rPr>
+          <w:lang w:val="en_US" w:bidi="en_US"/>
+        </w:rPr>
+        <w:t>Absalom offered sacrifices to God at Hebron (</w:t>
+      </w:r>
+      <w:hyperlink r:id="rId65">
+        <w:r>
+          <w:rPr>
+            <w:lang w:val="en_US" w:bidi="en_US"/>
+          </w:rPr>
+          <w:rPr>
+            <w:color w:val="0000EE"/>
+            <w:u w:val="single"/>
+          </w:rPr>
+          <w:t>2 Samuel 15:8</w:t>
+        </w:r>
+      </w:hyperlink>
+      <w:r>
+        <w:rPr>
+          <w:lang w:val="en_US" w:bidi="en_US"/>
+        </w:rPr>
+        <w:t>).</w:t>
+      </w:r>
+    </w:p>
+    <w:p>
+      <w:pPr/>
+      <w:r>
+        <w:rPr>
+          <w:lang w:val="en_US" w:bidi="en_US"/>
+        </w:rPr>
+      </w:r>
+      <w:r>
+        <w:rPr>
+          <w:lang w:val="en_US" w:bidi="en_US"/>
+        </w:rPr>
+        <w:t xml:space="preserve">The sacrificial laws often mention rules for vows. Israelites made vows based on God answering their requests. They would then fulfill their vows to God, often by giving offerings (for example, </w:t>
+      </w:r>
+      <w:hyperlink r:id="rId66">
+        <w:r>
+          <w:rPr>
+            <w:lang w:val="en_US" w:bidi="en_US"/>
+          </w:rPr>
+          <w:rPr>
+            <w:color w:val="0000EE"/>
+            <w:u w:val="single"/>
+          </w:rPr>
+          <w:t>Leviticus 7:16</w:t>
+        </w:r>
+      </w:hyperlink>
+      <w:r>
+        <w:rPr>
+          <w:lang w:val="en_US" w:bidi="en_US"/>
+        </w:rPr>
+        <w:t xml:space="preserve">; </w:t>
+      </w:r>
+      <w:hyperlink r:id="rId67">
+        <w:r>
+          <w:rPr>
+            <w:lang w:val="en_US" w:bidi="en_US"/>
+          </w:rPr>
+          <w:rPr>
+            <w:color w:val="0000EE"/>
+            <w:u w:val="single"/>
+          </w:rPr>
+          <w:t>22:23</w:t>
+        </w:r>
+      </w:hyperlink>
+      <w:r>
+        <w:rPr>
+          <w:lang w:val="en_US" w:bidi="en_US"/>
+        </w:rPr>
+        <w:t xml:space="preserve">; </w:t>
+      </w:r>
+      <w:hyperlink r:id="rId68">
+        <w:r>
+          <w:rPr>
+            <w:lang w:val="en_US" w:bidi="en_US"/>
+          </w:rPr>
+          <w:rPr>
+            <w:color w:val="0000EE"/>
+            <w:u w:val="single"/>
+          </w:rPr>
+          <w:t>Deuteronomy 12:11</w:t>
+        </w:r>
+      </w:hyperlink>
+      <w:r>
+        <w:rPr>
+          <w:lang w:val="en_US" w:bidi="en_US"/>
+        </w:rPr>
+        <w:t>).</w:t>
+      </w:r>
+    </w:p>
+    <w:p>
+      <w:pPr/>
+      <w:r>
+        <w:rPr>
+          <w:lang w:val="en_US" w:bidi="en_US"/>
+        </w:rPr>
+      </w:r>
+      <w:r>
+        <w:rPr>
+          <w:lang w:val="en_US" w:bidi="en_US"/>
+        </w:rPr>
+        <w:t>Yet, people could take advantage of vows. The law itself warns against this (</w:t>
+      </w:r>
+      <w:hyperlink r:id="rId69">
+        <w:r>
+          <w:rPr>
+            <w:lang w:val="en_US" w:bidi="en_US"/>
+          </w:rPr>
+          <w:rPr>
+            <w:color w:val="0000EE"/>
+            <w:u w:val="single"/>
+          </w:rPr>
+          <w:t>Deuteronomy 23:21–23</w:t>
+        </w:r>
+      </w:hyperlink>
+      <w:r>
+        <w:rPr>
+          <w:lang w:val="en_US" w:bidi="en_US"/>
+        </w:rPr>
+        <w:t xml:space="preserve">). So do the wisdom teachings (for example, </w:t>
+      </w:r>
+      <w:hyperlink r:id="rId70">
+        <w:r>
+          <w:rPr>
+            <w:lang w:val="en_US" w:bidi="en_US"/>
+          </w:rPr>
+          <w:rPr>
+            <w:color w:val="0000EE"/>
+            <w:u w:val="single"/>
+          </w:rPr>
+          <w:t>Proverbs 7:10–14</w:t>
+        </w:r>
+      </w:hyperlink>
+      <w:r>
+        <w:rPr>
+          <w:lang w:val="en_US" w:bidi="en_US"/>
+        </w:rPr>
+        <w:t xml:space="preserve">; </w:t>
+      </w:r>
+      <w:hyperlink r:id="rId71">
+        <w:r>
+          <w:rPr>
+            <w:lang w:val="en_US" w:bidi="en_US"/>
+          </w:rPr>
+          <w:rPr>
+            <w:color w:val="0000EE"/>
+            <w:u w:val="single"/>
+          </w:rPr>
+          <w:t>20:25</w:t>
+        </w:r>
+      </w:hyperlink>
+      <w:r>
+        <w:rPr>
+          <w:lang w:val="en_US" w:bidi="en_US"/>
+        </w:rPr>
+        <w:t xml:space="preserve">). Also, the books of the prophets (see, for example, </w:t>
+      </w:r>
+      <w:hyperlink r:id="rId72">
+        <w:r>
+          <w:rPr>
+            <w:lang w:val="en_US" w:bidi="en_US"/>
+          </w:rPr>
+          <w:rPr>
+            <w:color w:val="0000EE"/>
+            <w:u w:val="single"/>
+          </w:rPr>
+          <w:t>Jeremiah 44:25</w:t>
+        </w:r>
+      </w:hyperlink>
+      <w:r>
+        <w:rPr>
+          <w:lang w:val="en_US" w:bidi="en_US"/>
+        </w:rPr>
+        <w:t xml:space="preserve">). </w:t>
+      </w:r>
+    </w:p>
+    <w:p>
+      <w:pPr/>
+      <w:r>
+        <w:rPr>
+          <w:lang w:val="en_US" w:bidi="en_US"/>
+        </w:rPr>
+      </w:r>
+      <w:r>
+        <w:rPr>
+          <w:lang w:val="en_US" w:bidi="en_US"/>
+        </w:rPr>
+        <w:t>King Saul often made foolish vows (</w:t>
+      </w:r>
+      <w:hyperlink r:id="rId73">
+        <w:r>
+          <w:rPr>
+            <w:lang w:val="en_US" w:bidi="en_US"/>
+          </w:rPr>
+          <w:rPr>
+            <w:color w:val="0000EE"/>
+            <w:u w:val="single"/>
+          </w:rPr>
+          <w:t>1 Samuel 14:24–28</w:t>
+        </w:r>
+      </w:hyperlink>
+      <w:r>
+        <w:rPr>
+          <w:lang w:val="en_US" w:bidi="en_US"/>
+        </w:rPr>
+        <w:t>). He did not keep the vows he made (</w:t>
+      </w:r>
+      <w:hyperlink r:id="rId74">
+        <w:r>
+          <w:rPr>
+            <w:lang w:val="en_US" w:bidi="en_US"/>
+          </w:rPr>
+          <w:rPr>
+            <w:color w:val="0000EE"/>
+            <w:u w:val="single"/>
+          </w:rPr>
+          <w:t>19:6</w:t>
+        </w:r>
+      </w:hyperlink>
+      <w:r>
+        <w:rPr>
+          <w:lang w:val="en_US" w:bidi="en_US"/>
+        </w:rPr>
+        <w:t>). People might not fulfill or repay careless vows. This could cause God to punish them. It is better not to make a vow than to break one (</w:t>
+      </w:r>
+      <w:hyperlink r:id="rId75">
+        <w:r>
+          <w:rPr>
+            <w:lang w:val="en_US" w:bidi="en_US"/>
+          </w:rPr>
+          <w:rPr>
+            <w:color w:val="0000EE"/>
+            <w:u w:val="single"/>
+          </w:rPr>
+          <w:t>Ecclesiastes 5:3–5</w:t>
+        </w:r>
+      </w:hyperlink>
+      <w:r>
+        <w:rPr>
+          <w:lang w:val="en_US" w:bidi="en_US"/>
+        </w:rPr>
+        <w:t>). Jesus commands us to live with such honesty and integrity that we do not need to make vows (</w:t>
+      </w:r>
+      <w:hyperlink r:id="rId76">
+        <w:r>
+          <w:rPr>
+            <w:lang w:val="en_US" w:bidi="en_US"/>
+          </w:rPr>
+          <w:rPr>
+            <w:color w:val="0000EE"/>
+            <w:u w:val="single"/>
+          </w:rPr>
+          <w:t>Matthew 5:33–37</w:t>
+        </w:r>
+      </w:hyperlink>
+      <w:r>
+        <w:rPr>
+          <w:lang w:val="en_US" w:bidi="en_US"/>
+        </w:rPr>
+        <w:t xml:space="preserve">; compare </w:t>
+      </w:r>
+      <w:hyperlink r:id="rId77">
+        <w:r>
+          <w:rPr>
+            <w:lang w:val="en_US" w:bidi="en_US"/>
+          </w:rPr>
+          <w:rPr>
+            <w:color w:val="0000EE"/>
+            <w:u w:val="single"/>
+          </w:rPr>
+          <w:t>James 5:12</w:t>
+        </w:r>
+      </w:hyperlink>
+      <w:r>
+        <w:rPr>
+          <w:lang w:val="en_US" w:bidi="en_US"/>
+        </w:rPr>
+        <w:t>).</w:t>
+      </w:r>
+    </w:p>
+    <w:p>
+      <w:pPr/>
+      <w:r>
+        <w:rPr>
+          <w:lang w:val="en_US" w:bidi="en_US"/>
+        </w:rPr>
+      </w:r>
+      <w:r>
+        <w:rPr>
+          <w:u w:val="single"/>
+          <w:lang w:val="en_US" w:bidi="en_US"/>
+        </w:rPr>
+        <w:t>Passages for Further Study</w:t>
+      </w:r>
+    </w:p>
+    <w:p>
+      <w:pPr/>
+      <w:r>
+        <w:rPr>
+          <w:lang w:val="en_US" w:bidi="en_US"/>
+        </w:rPr>
+      </w:r>
+      <w:hyperlink r:id="rId62">
+        <w:r>
+          <w:rPr>
+            <w:lang w:val="en_US" w:bidi="en_US"/>
+          </w:rPr>
+          <w:rPr>
+            <w:color w:val="0000EE"/>
+            <w:u w:val="single"/>
+          </w:rPr>
+          <w:t>Genesis 28:20–22</w:t>
+        </w:r>
+      </w:hyperlink>
+      <w:r>
+        <w:rPr>
+          <w:lang w:val="en_US" w:bidi="en_US"/>
+        </w:rPr>
+        <w:t xml:space="preserve">; </w:t>
+      </w:r>
+      <w:hyperlink r:id="rId78">
+        <w:r>
+          <w:rPr>
+            <w:lang w:val="en_US" w:bidi="en_US"/>
+          </w:rPr>
+          <w:rPr>
+            <w:color w:val="0000EE"/>
+            <w:u w:val="single"/>
+          </w:rPr>
+          <w:t>Numbers 21:2–3</w:t>
+        </w:r>
+      </w:hyperlink>
+      <w:r>
+        <w:rPr>
+          <w:lang w:val="en_US" w:bidi="en_US"/>
+        </w:rPr>
+        <w:t xml:space="preserve">; </w:t>
+      </w:r>
+      <w:hyperlink r:id="rId79">
+        <w:r>
+          <w:rPr>
+            <w:lang w:val="en_US" w:bidi="en_US"/>
+          </w:rPr>
+          <w:rPr>
+            <w:color w:val="0000EE"/>
+            <w:u w:val="single"/>
+          </w:rPr>
+          <w:t>30:1–16</w:t>
+        </w:r>
+      </w:hyperlink>
+      <w:r>
+        <w:rPr>
+          <w:lang w:val="en_US" w:bidi="en_US"/>
+        </w:rPr>
+        <w:t xml:space="preserve">; </w:t>
+      </w:r>
+      <w:hyperlink r:id="rId80">
+        <w:r>
+          <w:rPr>
+            <w:lang w:val="en_US" w:bidi="en_US"/>
+          </w:rPr>
+          <w:rPr>
+            <w:color w:val="0000EE"/>
+            <w:u w:val="single"/>
+          </w:rPr>
+          <w:t>Deuteronomy 23:18–23</w:t>
+        </w:r>
+      </w:hyperlink>
+      <w:r>
+        <w:rPr>
+          <w:lang w:val="en_US" w:bidi="en_US"/>
+        </w:rPr>
+        <w:t xml:space="preserve">; </w:t>
+      </w:r>
+      <w:hyperlink r:id="rId81">
+        <w:r>
+          <w:rPr>
+            <w:lang w:val="en_US" w:bidi="en_US"/>
+          </w:rPr>
+          <w:rPr>
+            <w:color w:val="0000EE"/>
+            <w:u w:val="single"/>
+          </w:rPr>
+          <w:t>Judges 11:30–40</w:t>
+        </w:r>
+      </w:hyperlink>
+      <w:r>
+        <w:rPr>
+          <w:lang w:val="en_US" w:bidi="en_US"/>
+        </w:rPr>
+        <w:t xml:space="preserve">; </w:t>
+      </w:r>
+      <w:hyperlink r:id="rId64">
+        <w:r>
+          <w:rPr>
+            <w:lang w:val="en_US" w:bidi="en_US"/>
+          </w:rPr>
+          <w:rPr>
+            <w:color w:val="0000EE"/>
+            <w:u w:val="single"/>
+          </w:rPr>
+          <w:t>1 Samuel 1:11</w:t>
+        </w:r>
+      </w:hyperlink>
+      <w:r>
+        <w:rPr>
+          <w:lang w:val="en_US" w:bidi="en_US"/>
+        </w:rPr>
+        <w:t xml:space="preserve">, </w:t>
+      </w:r>
+      <w:hyperlink r:id="rId82">
+        <w:r>
+          <w:rPr>
+            <w:lang w:val="en_US" w:bidi="en_US"/>
+          </w:rPr>
+          <w:rPr>
+            <w:color w:val="0000EE"/>
+            <w:u w:val="single"/>
+          </w:rPr>
+          <w:t>24–28</w:t>
+        </w:r>
+      </w:hyperlink>
+      <w:r>
+        <w:rPr>
+          <w:lang w:val="en_US" w:bidi="en_US"/>
+        </w:rPr>
+        <w:t xml:space="preserve">; </w:t>
+      </w:r>
+      <w:hyperlink r:id="rId83">
+        <w:r>
+          <w:rPr>
+            <w:lang w:val="en_US" w:bidi="en_US"/>
+          </w:rPr>
+          <w:rPr>
+            <w:color w:val="0000EE"/>
+            <w:u w:val="single"/>
+          </w:rPr>
+          <w:t>14:24–45</w:t>
+        </w:r>
+      </w:hyperlink>
+      <w:r>
+        <w:rPr>
+          <w:lang w:val="en_US" w:bidi="en_US"/>
+        </w:rPr>
+        <w:t xml:space="preserve">; </w:t>
+      </w:r>
+      <w:hyperlink r:id="rId84">
+        <w:r>
+          <w:rPr>
+            <w:lang w:val="en_US" w:bidi="en_US"/>
+          </w:rPr>
+          <w:rPr>
+            <w:color w:val="0000EE"/>
+            <w:u w:val="single"/>
+          </w:rPr>
+          <w:t>Psalm 76:11</w:t>
+        </w:r>
+      </w:hyperlink>
+      <w:r>
+        <w:rPr>
+          <w:lang w:val="en_US" w:bidi="en_US"/>
+        </w:rPr>
+        <w:t xml:space="preserve">; </w:t>
+      </w:r>
+      <w:hyperlink r:id="rId71">
+        <w:r>
+          <w:rPr>
+            <w:lang w:val="en_US" w:bidi="en_US"/>
+          </w:rPr>
+          <w:rPr>
+            <w:color w:val="0000EE"/>
+            <w:u w:val="single"/>
+          </w:rPr>
+          <w:t>Proverbs 20:25</w:t>
+        </w:r>
+      </w:hyperlink>
+      <w:r>
+        <w:rPr>
+          <w:lang w:val="en_US" w:bidi="en_US"/>
+        </w:rPr>
+        <w:t xml:space="preserve">; </w:t>
+      </w:r>
+      <w:hyperlink r:id="rId75">
+        <w:r>
+          <w:rPr>
+            <w:lang w:val="en_US" w:bidi="en_US"/>
+          </w:rPr>
+          <w:rPr>
+            <w:color w:val="0000EE"/>
+            <w:u w:val="single"/>
+          </w:rPr>
+          <w:t>Ecclesiastes 5:3–5</w:t>
+        </w:r>
+      </w:hyperlink>
+      <w:r>
+        <w:rPr>
+          <w:lang w:val="en_US" w:bidi="en_US"/>
+        </w:rPr>
+        <w:t xml:space="preserve">; </w:t>
+      </w:r>
+      <w:hyperlink r:id="rId85">
+        <w:r>
+          <w:rPr>
+            <w:lang w:val="en_US" w:bidi="en_US"/>
+          </w:rPr>
+          <w:rPr>
+            <w:color w:val="0000EE"/>
+            <w:u w:val="single"/>
+          </w:rPr>
+          <w:t>Malachi 1:14</w:t>
+        </w:r>
+      </w:hyperlink>
+      <w:r>
+        <w:rPr>
+          <w:lang w:val="en_US" w:bidi="en_US"/>
+        </w:rPr>
+        <w:t xml:space="preserve">; </w:t>
+      </w:r>
+      <w:hyperlink r:id="rId76">
+        <w:r>
+          <w:rPr>
+            <w:lang w:val="en_US" w:bidi="en_US"/>
+          </w:rPr>
+          <w:rPr>
+            <w:color w:val="0000EE"/>
+            <w:u w:val="single"/>
+          </w:rPr>
+          <w:t>Matthew 5:33–37</w:t>
+        </w:r>
+      </w:hyperlink>
+      <w:r>
+        <w:rPr>
+          <w:lang w:val="en_US" w:bidi="en_US"/>
+        </w:rPr>
+        <w:t xml:space="preserve">; </w:t>
+      </w:r>
+      <w:hyperlink r:id="rId86">
+        <w:r>
+          <w:rPr>
+            <w:lang w:val="en_US" w:bidi="en_US"/>
+          </w:rPr>
+          <w:rPr>
+            <w:color w:val="0000EE"/>
+            <w:u w:val="single"/>
+          </w:rPr>
+          <w:t>Acts 18:18</w:t>
+        </w:r>
+      </w:hyperlink>
+      <w:r>
+        <w:rPr>
+          <w:lang w:val="en_US" w:bidi="en_US"/>
+        </w:rPr>
+        <w:t xml:space="preserve">; </w:t>
+      </w:r>
+      <w:hyperlink r:id="rId87">
+        <w:r>
+          <w:rPr>
+            <w:lang w:val="en_US" w:bidi="en_US"/>
+          </w:rPr>
+          <w:rPr>
+            <w:color w:val="0000EE"/>
+            <w:u w:val="single"/>
+          </w:rPr>
+          <w:t>21:23–24</w:t>
+        </w:r>
+      </w:hyperlink>
+      <w:r>
+        <w:rPr>
+          <w:lang w:val="en_US" w:bidi="en_US"/>
+        </w:rPr>
+        <w:t xml:space="preserve">; </w:t>
+      </w:r>
+      <w:hyperlink r:id="rId77">
+        <w:r>
+          <w:rPr>
+            <w:lang w:val="en_US" w:bidi="en_US"/>
+          </w:rPr>
+          <w:rPr>
+            <w:color w:val="0000EE"/>
+            <w:u w:val="single"/>
+          </w:rPr>
+          <w:t>James 5:12</w:t>
         </w:r>
       </w:hyperlink>
       <w:r>

--- a/eng/docx/022.content.docx
+++ b/eng/docx/022.content.docx
@@ -19,7 +19,7 @@
         <w:rPr>
           <w:lang w:val="en_US" w:bidi="en_US"/>
         </w:rPr>
-        <w:t>Resource: Tyndale Open Study Notes</w:t>
+        <w:t>Resource: Aquifer Open Study Notes (Themes)</w:t>
       </w:r>
       <w:r>
         <w:rPr>
@@ -112,7 +112,7 @@
         <w:rPr>
           <w:lang w:val="en_US" w:bidi="en_US"/>
         </w:rPr>
-        <w:t>Tyndale Open Study Notes</w:t>
+        <w:t>Aquifer Open Study Notes (Themes)</w:t>
       </w:r>
     </w:p>
     <w:p>

--- a/eng/docx/022.content.docx
+++ b/eng/docx/022.content.docx
@@ -233,36 +233,24 @@
         </w:rPr>
         <w:t>Violation of the sacred is the act of disrespecting, damaging, or misusing something that is considered holy or set apart for God. Ever since the early days in the garden of Eden, humans have tried to claim God's holy space as their own (</w:t>
       </w:r>
-      <w:hyperlink r:id="rId13">
-        <w:r>
-          <w:rPr>
-            <w:lang w:val="en_US" w:bidi="en_US"/>
-          </w:rPr>
-          <w:rPr>
-            <w:color w:val="0000EE"/>
-            <w:u w:val="single"/>
-          </w:rPr>
-          <w:t>Genesis 2:15–17</w:t>
-        </w:r>
-      </w:hyperlink>
+      <w:r>
+        <w:rPr>
+          <w:lang w:val="en_US" w:bidi="en_US"/>
+        </w:rPr>
+        <w:t>Genesis 2:15–17</w:t>
+      </w:r>
       <w:r>
         <w:rPr>
           <w:lang w:val="en_US" w:bidi="en_US"/>
         </w:rPr>
         <w:t xml:space="preserve">; </w:t>
       </w:r>
-      <w:hyperlink r:id="rId14">
-        <w:r>
-          <w:rPr>
-            <w:lang w:val="en_US" w:bidi="en_US"/>
-          </w:rPr>
-          <w:rPr>
-            <w:color w:val="0000EE"/>
-            <w:u w:val="single"/>
-          </w:rPr>
-          <w:t>3:1–6</w:t>
-        </w:r>
-      </w:hyperlink>
+      <w:r>
+        <w:rPr>
+          <w:lang w:val="en_US" w:bidi="en_US"/>
+        </w:rPr>
+        <w:t>3:1–6</w:t>
+      </w:r>
       <w:r>
         <w:rPr>
           <w:lang w:val="en_US" w:bidi="en_US"/>
@@ -283,36 +271,24 @@
         </w:rPr>
         <w:t>The Bible shows God's anger and quick punishment when people fail to respect his holy commands. God called Nadab and Abihu to lead Israel in proper worship. When they ignored God's specific instructions about priestly duties, they died for their sin (</w:t>
       </w:r>
-      <w:hyperlink r:id="rId15">
-        <w:r>
-          <w:rPr>
-            <w:lang w:val="en_US" w:bidi="en_US"/>
-          </w:rPr>
-          <w:rPr>
-            <w:color w:val="0000EE"/>
-            <w:u w:val="single"/>
-          </w:rPr>
-          <w:t>Leviticus 10:1–20</w:t>
-        </w:r>
-      </w:hyperlink>
+      <w:r>
+        <w:rPr>
+          <w:lang w:val="en_US" w:bidi="en_US"/>
+        </w:rPr>
+        <w:t>Leviticus 10:1–20</w:t>
+      </w:r>
       <w:r>
         <w:rPr>
           <w:lang w:val="en_US" w:bidi="en_US"/>
         </w:rPr>
         <w:t>). Jesus showed God's righteous anger when he entered the temple with a whip. He chased out the merchants and money changers who were polluting the holy space for profit (</w:t>
       </w:r>
-      <w:hyperlink r:id="rId16">
-        <w:r>
-          <w:rPr>
-            <w:lang w:val="en_US" w:bidi="en_US"/>
-          </w:rPr>
-          <w:rPr>
-            <w:color w:val="0000EE"/>
-            <w:u w:val="single"/>
-          </w:rPr>
-          <w:t>John 2:13–16</w:t>
-        </w:r>
-      </w:hyperlink>
+      <w:r>
+        <w:rPr>
+          <w:lang w:val="en_US" w:bidi="en_US"/>
+        </w:rPr>
+        <w:t>John 2:13–16</w:t>
+      </w:r>
       <w:r>
         <w:rPr>
           <w:lang w:val="en_US" w:bidi="en_US"/>
@@ -359,18 +335,12 @@
         </w:rPr>
         <w:t xml:space="preserve"> (</w:t>
       </w:r>
-      <w:hyperlink r:id="rId17">
-        <w:r>
-          <w:rPr>
-            <w:lang w:val="en_US" w:bidi="en_US"/>
-          </w:rPr>
-          <w:rPr>
-            <w:color w:val="0000EE"/>
-            <w:u w:val="single"/>
-          </w:rPr>
-          <w:t>2 Chronicles 26:16</w:t>
-        </w:r>
-      </w:hyperlink>
+      <w:r>
+        <w:rPr>
+          <w:lang w:val="en_US" w:bidi="en_US"/>
+        </w:rPr>
+        <w:t>2 Chronicles 26:16</w:t>
+      </w:r>
       <w:r>
         <w:rPr>
           <w:lang w:val="en_US" w:bidi="en_US"/>
@@ -391,18 +361,12 @@
         </w:rPr>
         <w:t>He was a servant of God chosen from his people for "carefully observing" the covenant in the community (</w:t>
       </w:r>
-      <w:hyperlink r:id="rId18">
-        <w:r>
-          <w:rPr>
-            <w:lang w:val="en_US" w:bidi="en_US"/>
-          </w:rPr>
-          <w:rPr>
-            <w:color w:val="0000EE"/>
-            <w:u w:val="single"/>
-          </w:rPr>
-          <w:t>Deuteronomy 17:18–20</w:t>
-        </w:r>
-      </w:hyperlink>
+      <w:r>
+        <w:rPr>
+          <w:lang w:val="en_US" w:bidi="en_US"/>
+        </w:rPr>
+        <w:t>Deuteronomy 17:18–20</w:t>
+      </w:r>
       <w:r>
         <w:rPr>
           <w:lang w:val="en_US" w:bidi="en_US"/>
@@ -423,18 +387,12 @@
         </w:rPr>
         <w:t>King David shows humility compared to Uzziah's pride (</w:t>
       </w:r>
-      <w:hyperlink r:id="rId19">
-        <w:r>
-          <w:rPr>
-            <w:lang w:val="en_US" w:bidi="en_US"/>
-          </w:rPr>
-          <w:rPr>
-            <w:color w:val="0000EE"/>
-            <w:u w:val="single"/>
-          </w:rPr>
-          <w:t>1 Samuel 21:1–9</w:t>
-        </w:r>
-      </w:hyperlink>
+      <w:r>
+        <w:rPr>
+          <w:lang w:val="en_US" w:bidi="en_US"/>
+        </w:rPr>
+        <w:t>1 Samuel 21:1–9</w:t>
+      </w:r>
       <w:r>
         <w:rPr>
           <w:lang w:val="en_US" w:bidi="en_US"/>
@@ -455,18 +413,12 @@
         </w:rPr>
         <w:t>In contrast, Uzziah entered the temple and showed no respect for this holy space (</w:t>
       </w:r>
-      <w:hyperlink r:id="rId17">
-        <w:r>
-          <w:rPr>
-            <w:lang w:val="en_US" w:bidi="en_US"/>
-          </w:rPr>
-          <w:rPr>
-            <w:color w:val="0000EE"/>
-            <w:u w:val="single"/>
-          </w:rPr>
-          <w:t>26:16</w:t>
-        </w:r>
-      </w:hyperlink>
+      <w:r>
+        <w:rPr>
+          <w:lang w:val="en_US" w:bidi="en_US"/>
+        </w:rPr>
+        <w:t>26:16</w:t>
+      </w:r>
       <w:r>
         <w:rPr>
           <w:lang w:val="en_US" w:bidi="en_US"/>
@@ -501,72 +453,48 @@
         </w:rPr>
         <w:t>In the new covenant through Jesus Christ, God's holy space is not just a temple in Jerusalem or any building. He sets apart the lives of those who trust him (</w:t>
       </w:r>
-      <w:hyperlink r:id="rId20">
-        <w:r>
-          <w:rPr>
-            <w:lang w:val="en_US" w:bidi="en_US"/>
-          </w:rPr>
-          <w:rPr>
-            <w:color w:val="0000EE"/>
-            <w:u w:val="single"/>
-          </w:rPr>
-          <w:t>1 Corinthians 6:19–20</w:t>
-        </w:r>
-      </w:hyperlink>
+      <w:r>
+        <w:rPr>
+          <w:lang w:val="en_US" w:bidi="en_US"/>
+        </w:rPr>
+        <w:t>1 Corinthians 6:19–20</w:t>
+      </w:r>
       <w:r>
         <w:rPr>
           <w:lang w:val="en_US" w:bidi="en_US"/>
         </w:rPr>
         <w:t>). Through his grace, God makes the people of the new covenant his temple on earth (</w:t>
       </w:r>
-      <w:hyperlink r:id="rId21">
-        <w:r>
-          <w:rPr>
-            <w:lang w:val="en_US" w:bidi="en_US"/>
-          </w:rPr>
-          <w:rPr>
-            <w:color w:val="0000EE"/>
-            <w:u w:val="single"/>
-          </w:rPr>
-          <w:t>1 Peter 2:4–5</w:t>
-        </w:r>
-      </w:hyperlink>
+      <w:r>
+        <w:rPr>
+          <w:lang w:val="en_US" w:bidi="en_US"/>
+        </w:rPr>
+        <w:t>1 Peter 2:4–5</w:t>
+      </w:r>
       <w:r>
         <w:rPr>
           <w:lang w:val="en_US" w:bidi="en_US"/>
         </w:rPr>
         <w:t>). They become the place where his holiness enters creation. History will be complete when all of heaven and earth become God's temple (</w:t>
       </w:r>
-      <w:hyperlink r:id="rId22">
-        <w:r>
-          <w:rPr>
-            <w:lang w:val="en_US" w:bidi="en_US"/>
-          </w:rPr>
-          <w:rPr>
-            <w:color w:val="0000EE"/>
-            <w:u w:val="single"/>
-          </w:rPr>
-          <w:t>Isaiah 65:17–18</w:t>
-        </w:r>
-      </w:hyperlink>
+      <w:r>
+        <w:rPr>
+          <w:lang w:val="en_US" w:bidi="en_US"/>
+        </w:rPr>
+        <w:t>Isaiah 65:17–18</w:t>
+      </w:r>
       <w:r>
         <w:rPr>
           <w:lang w:val="en_US" w:bidi="en_US"/>
         </w:rPr>
         <w:t xml:space="preserve">; </w:t>
       </w:r>
-      <w:hyperlink r:id="rId23">
-        <w:r>
-          <w:rPr>
-            <w:lang w:val="en_US" w:bidi="en_US"/>
-          </w:rPr>
-          <w:rPr>
-            <w:color w:val="0000EE"/>
-            <w:u w:val="single"/>
-          </w:rPr>
-          <w:t>Revelation 21:1–2</w:t>
-        </w:r>
-      </w:hyperlink>
+      <w:r>
+        <w:rPr>
+          <w:lang w:val="en_US" w:bidi="en_US"/>
+        </w:rPr>
+        <w:t>Revelation 21:1–2</w:t>
+      </w:r>
       <w:r>
         <w:rPr>
           <w:lang w:val="en_US" w:bidi="en_US"/>
@@ -596,180 +524,120 @@
           <w:lang w:val="en_US" w:bidi="en_US"/>
         </w:rPr>
       </w:r>
-      <w:hyperlink r:id="rId13">
-        <w:r>
-          <w:rPr>
-            <w:lang w:val="en_US" w:bidi="en_US"/>
-          </w:rPr>
-          <w:rPr>
-            <w:color w:val="0000EE"/>
-            <w:u w:val="single"/>
-          </w:rPr>
-          <w:t>Genesis 2:15–17</w:t>
-        </w:r>
-      </w:hyperlink>
+      <w:r>
+        <w:rPr>
+          <w:lang w:val="en_US" w:bidi="en_US"/>
+        </w:rPr>
+        <w:t>Genesis 2:15–17</w:t>
+      </w:r>
       <w:r>
         <w:rPr>
           <w:lang w:val="en_US" w:bidi="en_US"/>
         </w:rPr>
         <w:t xml:space="preserve">; </w:t>
       </w:r>
-      <w:hyperlink r:id="rId14">
-        <w:r>
-          <w:rPr>
-            <w:lang w:val="en_US" w:bidi="en_US"/>
-          </w:rPr>
-          <w:rPr>
-            <w:color w:val="0000EE"/>
-            <w:u w:val="single"/>
-          </w:rPr>
-          <w:t>3:1–6</w:t>
-        </w:r>
-      </w:hyperlink>
+      <w:r>
+        <w:rPr>
+          <w:lang w:val="en_US" w:bidi="en_US"/>
+        </w:rPr>
+        <w:t>3:1–6</w:t>
+      </w:r>
       <w:r>
         <w:rPr>
           <w:lang w:val="en_US" w:bidi="en_US"/>
         </w:rPr>
         <w:t xml:space="preserve">; </w:t>
       </w:r>
-      <w:hyperlink r:id="rId24">
-        <w:r>
-          <w:rPr>
-            <w:lang w:val="en_US" w:bidi="en_US"/>
-          </w:rPr>
-          <w:rPr>
-            <w:color w:val="0000EE"/>
-            <w:u w:val="single"/>
-          </w:rPr>
-          <w:t>Exodus 19:12–13</w:t>
-        </w:r>
-      </w:hyperlink>
+      <w:r>
+        <w:rPr>
+          <w:lang w:val="en_US" w:bidi="en_US"/>
+        </w:rPr>
+        <w:t>Exodus 19:12–13</w:t>
+      </w:r>
       <w:r>
         <w:rPr>
           <w:lang w:val="en_US" w:bidi="en_US"/>
         </w:rPr>
         <w:t xml:space="preserve">; </w:t>
       </w:r>
-      <w:hyperlink r:id="rId25">
-        <w:r>
-          <w:rPr>
-            <w:lang w:val="en_US" w:bidi="en_US"/>
-          </w:rPr>
-          <w:rPr>
-            <w:color w:val="0000EE"/>
-            <w:u w:val="single"/>
-          </w:rPr>
-          <w:t>31:14–15</w:t>
-        </w:r>
-      </w:hyperlink>
+      <w:r>
+        <w:rPr>
+          <w:lang w:val="en_US" w:bidi="en_US"/>
+        </w:rPr>
+        <w:t>31:14–15</w:t>
+      </w:r>
       <w:r>
         <w:rPr>
           <w:lang w:val="en_US" w:bidi="en_US"/>
         </w:rPr>
         <w:t xml:space="preserve">; </w:t>
       </w:r>
-      <w:hyperlink r:id="rId15">
-        <w:r>
-          <w:rPr>
-            <w:lang w:val="en_US" w:bidi="en_US"/>
-          </w:rPr>
-          <w:rPr>
-            <w:color w:val="0000EE"/>
-            <w:u w:val="single"/>
-          </w:rPr>
-          <w:t>Leviticus 10:1–20</w:t>
-        </w:r>
-      </w:hyperlink>
+      <w:r>
+        <w:rPr>
+          <w:lang w:val="en_US" w:bidi="en_US"/>
+        </w:rPr>
+        <w:t>Leviticus 10:1–20</w:t>
+      </w:r>
       <w:r>
         <w:rPr>
           <w:lang w:val="en_US" w:bidi="en_US"/>
         </w:rPr>
         <w:t xml:space="preserve">; </w:t>
       </w:r>
-      <w:hyperlink r:id="rId26">
-        <w:r>
-          <w:rPr>
-            <w:lang w:val="en_US" w:bidi="en_US"/>
-          </w:rPr>
-          <w:rPr>
-            <w:color w:val="0000EE"/>
-            <w:u w:val="single"/>
-          </w:rPr>
-          <w:t>24:16–17</w:t>
-        </w:r>
-      </w:hyperlink>
+      <w:r>
+        <w:rPr>
+          <w:lang w:val="en_US" w:bidi="en_US"/>
+        </w:rPr>
+        <w:t>24:16–17</w:t>
+      </w:r>
       <w:r>
         <w:rPr>
           <w:lang w:val="en_US" w:bidi="en_US"/>
         </w:rPr>
         <w:t xml:space="preserve">; </w:t>
       </w:r>
-      <w:hyperlink r:id="rId27">
-        <w:r>
-          <w:rPr>
-            <w:lang w:val="en_US" w:bidi="en_US"/>
-          </w:rPr>
-          <w:rPr>
-            <w:color w:val="0000EE"/>
-            <w:u w:val="single"/>
-          </w:rPr>
-          <w:t>Numbers 1:51</w:t>
-        </w:r>
-      </w:hyperlink>
+      <w:r>
+        <w:rPr>
+          <w:lang w:val="en_US" w:bidi="en_US"/>
+        </w:rPr>
+        <w:t>Numbers 1:51</w:t>
+      </w:r>
       <w:r>
         <w:rPr>
           <w:lang w:val="en_US" w:bidi="en_US"/>
         </w:rPr>
         <w:t xml:space="preserve">; </w:t>
       </w:r>
-      <w:hyperlink r:id="rId28">
-        <w:r>
-          <w:rPr>
-            <w:lang w:val="en_US" w:bidi="en_US"/>
-          </w:rPr>
-          <w:rPr>
-            <w:color w:val="0000EE"/>
-            <w:u w:val="single"/>
-          </w:rPr>
-          <w:t>15:32–36</w:t>
-        </w:r>
-      </w:hyperlink>
+      <w:r>
+        <w:rPr>
+          <w:lang w:val="en_US" w:bidi="en_US"/>
+        </w:rPr>
+        <w:t>15:32–36</w:t>
+      </w:r>
       <w:r>
         <w:rPr>
           <w:lang w:val="en_US" w:bidi="en_US"/>
         </w:rPr>
         <w:t xml:space="preserve">; </w:t>
       </w:r>
-      <w:hyperlink r:id="rId29">
-        <w:r>
-          <w:rPr>
-            <w:lang w:val="en_US" w:bidi="en_US"/>
-          </w:rPr>
-          <w:rPr>
-            <w:color w:val="0000EE"/>
-            <w:u w:val="single"/>
-          </w:rPr>
-          <w:t>2 Chronicles 26:16–21</w:t>
-        </w:r>
-      </w:hyperlink>
+      <w:r>
+        <w:rPr>
+          <w:lang w:val="en_US" w:bidi="en_US"/>
+        </w:rPr>
+        <w:t>2 Chronicles 26:16–21</w:t>
+      </w:r>
       <w:r>
         <w:rPr>
           <w:lang w:val="en_US" w:bidi="en_US"/>
         </w:rPr>
         <w:t xml:space="preserve">; </w:t>
       </w:r>
-      <w:hyperlink r:id="rId20">
-        <w:r>
-          <w:rPr>
-            <w:lang w:val="en_US" w:bidi="en_US"/>
-          </w:rPr>
-          <w:rPr>
-            <w:color w:val="0000EE"/>
-            <w:u w:val="single"/>
-          </w:rPr>
-          <w:t>1 Corinthians 6:19–20</w:t>
-        </w:r>
-      </w:hyperlink>
+      <w:r>
+        <w:rPr>
+          <w:lang w:val="en_US" w:bidi="en_US"/>
+        </w:rPr>
+        <w:t>1 Corinthians 6:19–20</w:t>
+      </w:r>
       <w:r>
         <w:rPr>
           <w:lang w:val="en_US" w:bidi="en_US"/>
@@ -818,72 +686,48 @@
         </w:rPr>
         <w:t>Visions are similar to other experiences of God's revelation, like dreams (</w:t>
       </w:r>
-      <w:hyperlink r:id="rId30">
-        <w:r>
-          <w:rPr>
-            <w:lang w:val="en_US" w:bidi="en_US"/>
-          </w:rPr>
-          <w:rPr>
-            <w:color w:val="0000EE"/>
-            <w:u w:val="single"/>
-          </w:rPr>
-          <w:t>Genesis 37:5–10</w:t>
-        </w:r>
-      </w:hyperlink>
+      <w:r>
+        <w:rPr>
+          <w:lang w:val="en_US" w:bidi="en_US"/>
+        </w:rPr>
+        <w:t>Genesis 37:5–10</w:t>
+      </w:r>
       <w:r>
         <w:rPr>
           <w:lang w:val="en_US" w:bidi="en_US"/>
         </w:rPr>
         <w:t xml:space="preserve">; </w:t>
       </w:r>
-      <w:hyperlink r:id="rId31">
-        <w:r>
-          <w:rPr>
-            <w:lang w:val="en_US" w:bidi="en_US"/>
-          </w:rPr>
-          <w:rPr>
-            <w:color w:val="0000EE"/>
-            <w:u w:val="single"/>
-          </w:rPr>
-          <w:t>40:5–19</w:t>
-        </w:r>
-      </w:hyperlink>
+      <w:r>
+        <w:rPr>
+          <w:lang w:val="en_US" w:bidi="en_US"/>
+        </w:rPr>
+        <w:t>40:5–19</w:t>
+      </w:r>
       <w:r>
         <w:rPr>
           <w:lang w:val="en_US" w:bidi="en_US"/>
         </w:rPr>
         <w:t>). Classic examples include the prophet Ezekiel’s vision of the valley of dry bones and the prophet Isaiah’s vision of God’s throne (</w:t>
       </w:r>
-      <w:hyperlink r:id="rId32">
-        <w:r>
-          <w:rPr>
-            <w:lang w:val="en_US" w:bidi="en_US"/>
-          </w:rPr>
-          <w:rPr>
-            <w:color w:val="0000EE"/>
-            <w:u w:val="single"/>
-          </w:rPr>
-          <w:t>Ezekiel 37:1–14</w:t>
-        </w:r>
-      </w:hyperlink>
+      <w:r>
+        <w:rPr>
+          <w:lang w:val="en_US" w:bidi="en_US"/>
+        </w:rPr>
+        <w:t>Ezekiel 37:1–14</w:t>
+      </w:r>
       <w:r>
         <w:rPr>
           <w:lang w:val="en_US" w:bidi="en_US"/>
         </w:rPr>
         <w:t xml:space="preserve">; </w:t>
       </w:r>
-      <w:hyperlink r:id="rId33">
-        <w:r>
-          <w:rPr>
-            <w:lang w:val="en_US" w:bidi="en_US"/>
-          </w:rPr>
-          <w:rPr>
-            <w:color w:val="0000EE"/>
-            <w:u w:val="single"/>
-          </w:rPr>
-          <w:t>Isaiah 6</w:t>
-        </w:r>
-      </w:hyperlink>
+      <w:r>
+        <w:rPr>
+          <w:lang w:val="en_US" w:bidi="en_US"/>
+        </w:rPr>
+        <w:t>Isaiah 6</w:t>
+      </w:r>
       <w:r>
         <w:rPr>
           <w:lang w:val="en_US" w:bidi="en_US"/>
@@ -904,162 +748,108 @@
         </w:rPr>
         <w:t>Visions are important in the book of Acts and often occur during prayer (</w:t>
       </w:r>
-      <w:hyperlink r:id="rId34">
-        <w:r>
-          <w:rPr>
-            <w:lang w:val="en_US" w:bidi="en_US"/>
-          </w:rPr>
-          <w:rPr>
-            <w:color w:val="0000EE"/>
-            <w:u w:val="single"/>
-          </w:rPr>
-          <w:t>Acts 9:10–12</w:t>
-        </w:r>
-      </w:hyperlink>
+      <w:r>
+        <w:rPr>
+          <w:lang w:val="en_US" w:bidi="en_US"/>
+        </w:rPr>
+        <w:t>Acts 9:10–12</w:t>
+      </w:r>
       <w:r>
         <w:rPr>
           <w:lang w:val="en_US" w:bidi="en_US"/>
         </w:rPr>
         <w:t xml:space="preserve">; </w:t>
       </w:r>
-      <w:hyperlink r:id="rId35">
-        <w:r>
-          <w:rPr>
-            <w:lang w:val="en_US" w:bidi="en_US"/>
-          </w:rPr>
-          <w:rPr>
-            <w:color w:val="0000EE"/>
-            <w:u w:val="single"/>
-          </w:rPr>
-          <w:t>16:9–10</w:t>
-        </w:r>
-      </w:hyperlink>
+      <w:r>
+        <w:rPr>
+          <w:lang w:val="en_US" w:bidi="en_US"/>
+        </w:rPr>
+        <w:t>16:9–10</w:t>
+      </w:r>
       <w:r>
         <w:rPr>
           <w:lang w:val="en_US" w:bidi="en_US"/>
         </w:rPr>
         <w:t xml:space="preserve">; </w:t>
       </w:r>
-      <w:hyperlink r:id="rId36">
-        <w:r>
-          <w:rPr>
-            <w:lang w:val="en_US" w:bidi="en_US"/>
-          </w:rPr>
-          <w:rPr>
-            <w:color w:val="0000EE"/>
-            <w:u w:val="single"/>
-          </w:rPr>
-          <w:t>22:17–21</w:t>
-        </w:r>
-      </w:hyperlink>
+      <w:r>
+        <w:rPr>
+          <w:lang w:val="en_US" w:bidi="en_US"/>
+        </w:rPr>
+        <w:t>22:17–21</w:t>
+      </w:r>
       <w:r>
         <w:rPr>
           <w:lang w:val="en_US" w:bidi="en_US"/>
         </w:rPr>
         <w:t xml:space="preserve">; </w:t>
       </w:r>
-      <w:hyperlink r:id="rId37">
-        <w:r>
-          <w:rPr>
-            <w:lang w:val="en_US" w:bidi="en_US"/>
-          </w:rPr>
-          <w:rPr>
-            <w:color w:val="0000EE"/>
-            <w:u w:val="single"/>
-          </w:rPr>
-          <w:t>23:11</w:t>
-        </w:r>
-      </w:hyperlink>
+      <w:r>
+        <w:rPr>
+          <w:lang w:val="en_US" w:bidi="en_US"/>
+        </w:rPr>
+        <w:t>23:11</w:t>
+      </w:r>
       <w:r>
         <w:rPr>
           <w:lang w:val="en_US" w:bidi="en_US"/>
         </w:rPr>
         <w:t xml:space="preserve">; see </w:t>
       </w:r>
-      <w:hyperlink r:id="rId38">
-        <w:r>
-          <w:rPr>
-            <w:lang w:val="en_US" w:bidi="en_US"/>
-          </w:rPr>
-          <w:rPr>
-            <w:color w:val="0000EE"/>
-            <w:u w:val="single"/>
-          </w:rPr>
-          <w:t>Luke 1:8–20</w:t>
-        </w:r>
-      </w:hyperlink>
+      <w:r>
+        <w:rPr>
+          <w:lang w:val="en_US" w:bidi="en_US"/>
+        </w:rPr>
+        <w:t>Luke 1:8–20</w:t>
+      </w:r>
       <w:r>
         <w:rPr>
           <w:lang w:val="en_US" w:bidi="en_US"/>
         </w:rPr>
         <w:t>). In one instance, an angel visited Cornelius, a Roman officer (</w:t>
       </w:r>
-      <w:hyperlink r:id="rId39">
-        <w:r>
-          <w:rPr>
-            <w:lang w:val="en_US" w:bidi="en_US"/>
-          </w:rPr>
-          <w:rPr>
-            <w:color w:val="0000EE"/>
-            <w:u w:val="single"/>
-          </w:rPr>
-          <w:t>Acts 10:1–6</w:t>
-        </w:r>
-      </w:hyperlink>
+      <w:r>
+        <w:rPr>
+          <w:lang w:val="en_US" w:bidi="en_US"/>
+        </w:rPr>
+        <w:t>Acts 10:1–6</w:t>
+      </w:r>
       <w:r>
         <w:rPr>
           <w:lang w:val="en_US" w:bidi="en_US"/>
         </w:rPr>
         <w:t xml:space="preserve">, </w:t>
       </w:r>
-      <w:hyperlink r:id="rId40">
-        <w:r>
-          <w:rPr>
-            <w:lang w:val="en_US" w:bidi="en_US"/>
-          </w:rPr>
-          <w:rPr>
-            <w:color w:val="0000EE"/>
-            <w:u w:val="single"/>
-          </w:rPr>
-          <w:t>30–32</w:t>
-        </w:r>
-      </w:hyperlink>
+      <w:r>
+        <w:rPr>
+          <w:lang w:val="en_US" w:bidi="en_US"/>
+        </w:rPr>
+        <w:t>30–32</w:t>
+      </w:r>
       <w:r>
         <w:rPr>
           <w:lang w:val="en_US" w:bidi="en_US"/>
         </w:rPr>
         <w:t>). The angel told him to send for the apostle Peter. The next day, as Peter prayed, he had a vision (</w:t>
       </w:r>
-      <w:hyperlink r:id="rId41">
-        <w:r>
-          <w:rPr>
-            <w:lang w:val="en_US" w:bidi="en_US"/>
-          </w:rPr>
-          <w:rPr>
-            <w:color w:val="0000EE"/>
-            <w:u w:val="single"/>
-          </w:rPr>
-          <w:t>10:9–16</w:t>
-        </w:r>
-      </w:hyperlink>
+      <w:r>
+        <w:rPr>
+          <w:lang w:val="en_US" w:bidi="en_US"/>
+        </w:rPr>
+        <w:t>10:9–16</w:t>
+      </w:r>
       <w:r>
         <w:rPr>
           <w:lang w:val="en_US" w:bidi="en_US"/>
         </w:rPr>
         <w:t xml:space="preserve">; see </w:t>
       </w:r>
-      <w:hyperlink r:id="rId42">
-        <w:r>
-          <w:rPr>
-            <w:lang w:val="en_US" w:bidi="en_US"/>
-          </w:rPr>
-          <w:rPr>
-            <w:color w:val="0000EE"/>
-            <w:u w:val="single"/>
-          </w:rPr>
-          <w:t>11:5–10</w:t>
-        </w:r>
-      </w:hyperlink>
+      <w:r>
+        <w:rPr>
+          <w:lang w:val="en_US" w:bidi="en_US"/>
+        </w:rPr>
+        <w:t>11:5–10</w:t>
+      </w:r>
       <w:r>
         <w:rPr>
           <w:lang w:val="en_US" w:bidi="en_US"/>
@@ -1080,36 +870,24 @@
         </w:rPr>
         <w:t>In Acts 9, the visions of the apostle Paul and Ananias also show God's role in their lives (</w:t>
       </w:r>
-      <w:hyperlink r:id="rId43">
-        <w:r>
-          <w:rPr>
-            <w:lang w:val="en_US" w:bidi="en_US"/>
-          </w:rPr>
-          <w:rPr>
-            <w:color w:val="0000EE"/>
-            <w:u w:val="single"/>
-          </w:rPr>
-          <w:t>9:3–6</w:t>
-        </w:r>
-      </w:hyperlink>
+      <w:r>
+        <w:rPr>
+          <w:lang w:val="en_US" w:bidi="en_US"/>
+        </w:rPr>
+        <w:t>9:3–6</w:t>
+      </w:r>
       <w:r>
         <w:rPr>
           <w:lang w:val="en_US" w:bidi="en_US"/>
         </w:rPr>
         <w:t xml:space="preserve">, </w:t>
       </w:r>
-      <w:hyperlink r:id="rId44">
-        <w:r>
-          <w:rPr>
-            <w:lang w:val="en_US" w:bidi="en_US"/>
-          </w:rPr>
-          <w:rPr>
-            <w:color w:val="0000EE"/>
-            <w:u w:val="single"/>
-          </w:rPr>
-          <w:t>10–16</w:t>
-        </w:r>
-      </w:hyperlink>
+      <w:r>
+        <w:rPr>
+          <w:lang w:val="en_US" w:bidi="en_US"/>
+        </w:rPr>
+        <w:t>10–16</w:t>
+      </w:r>
       <w:r>
         <w:rPr>
           <w:lang w:val="en_US" w:bidi="en_US"/>
@@ -1162,54 +940,36 @@
         </w:rPr>
         <w:t>during his conversion on the Damascus road (</w:t>
       </w:r>
-      <w:hyperlink r:id="rId43">
-        <w:r>
-          <w:rPr>
-            <w:lang w:val="en_US" w:bidi="en_US"/>
-          </w:rPr>
-          <w:rPr>
-            <w:color w:val="0000EE"/>
-            <w:u w:val="single"/>
-          </w:rPr>
-          <w:t>Acts 9:3–6</w:t>
-        </w:r>
-      </w:hyperlink>
+      <w:r>
+        <w:rPr>
+          <w:lang w:val="en_US" w:bidi="en_US"/>
+        </w:rPr>
+        <w:t>Acts 9:3–6</w:t>
+      </w:r>
       <w:r>
         <w:rPr>
           <w:lang w:val="en_US" w:bidi="en_US"/>
         </w:rPr>
         <w:t xml:space="preserve">; </w:t>
       </w:r>
-      <w:hyperlink r:id="rId45">
-        <w:r>
-          <w:rPr>
-            <w:lang w:val="en_US" w:bidi="en_US"/>
-          </w:rPr>
-          <w:rPr>
-            <w:color w:val="0000EE"/>
-            <w:u w:val="single"/>
-          </w:rPr>
-          <w:t>22:6–10</w:t>
-        </w:r>
-      </w:hyperlink>
+      <w:r>
+        <w:rPr>
+          <w:lang w:val="en_US" w:bidi="en_US"/>
+        </w:rPr>
+        <w:t>22:6–10</w:t>
+      </w:r>
       <w:r>
         <w:rPr>
           <w:lang w:val="en_US" w:bidi="en_US"/>
         </w:rPr>
         <w:t xml:space="preserve">; </w:t>
       </w:r>
-      <w:hyperlink r:id="rId46">
-        <w:r>
-          <w:rPr>
-            <w:lang w:val="en_US" w:bidi="en_US"/>
-          </w:rPr>
-          <w:rPr>
-            <w:color w:val="0000EE"/>
-            <w:u w:val="single"/>
-          </w:rPr>
-          <w:t>26:12–19</w:t>
-        </w:r>
-      </w:hyperlink>
+      <w:r>
+        <w:rPr>
+          <w:lang w:val="en_US" w:bidi="en_US"/>
+        </w:rPr>
+        <w:t>26:12–19</w:t>
+      </w:r>
       <w:r>
         <w:rPr>
           <w:lang w:val="en_US" w:bidi="en_US"/>
@@ -1234,18 +994,12 @@
         </w:rPr>
         <w:t>before his missionary journey to Europe (</w:t>
       </w:r>
-      <w:hyperlink r:id="rId35">
-        <w:r>
-          <w:rPr>
-            <w:lang w:val="en_US" w:bidi="en_US"/>
-          </w:rPr>
-          <w:rPr>
-            <w:color w:val="0000EE"/>
-            <w:u w:val="single"/>
-          </w:rPr>
-          <w:t>16:9</w:t>
-        </w:r>
-      </w:hyperlink>
+      <w:r>
+        <w:rPr>
+          <w:lang w:val="en_US" w:bidi="en_US"/>
+        </w:rPr>
+        <w:t>16:9</w:t>
+      </w:r>
       <w:r>
         <w:rPr>
           <w:lang w:val="en_US" w:bidi="en_US"/>
@@ -1270,18 +1024,12 @@
         </w:rPr>
         <w:t>in Corinth (</w:t>
       </w:r>
-      <w:hyperlink r:id="rId47">
-        <w:r>
-          <w:rPr>
-            <w:lang w:val="en_US" w:bidi="en_US"/>
-          </w:rPr>
-          <w:rPr>
-            <w:color w:val="0000EE"/>
-            <w:u w:val="single"/>
-          </w:rPr>
-          <w:t>18:9–11</w:t>
-        </w:r>
-      </w:hyperlink>
+      <w:r>
+        <w:rPr>
+          <w:lang w:val="en_US" w:bidi="en_US"/>
+        </w:rPr>
+        <w:t>18:9–11</w:t>
+      </w:r>
       <w:r>
         <w:rPr>
           <w:lang w:val="en_US" w:bidi="en_US"/>
@@ -1306,18 +1054,12 @@
         </w:rPr>
         <w:t>in the temple (</w:t>
       </w:r>
-      <w:hyperlink r:id="rId36">
-        <w:r>
-          <w:rPr>
-            <w:lang w:val="en_US" w:bidi="en_US"/>
-          </w:rPr>
-          <w:rPr>
-            <w:color w:val="0000EE"/>
-            <w:u w:val="single"/>
-          </w:rPr>
-          <w:t>22:17–21</w:t>
-        </w:r>
-      </w:hyperlink>
+      <w:r>
+        <w:rPr>
+          <w:lang w:val="en_US" w:bidi="en_US"/>
+        </w:rPr>
+        <w:t>22:17–21</w:t>
+      </w:r>
       <w:r>
         <w:rPr>
           <w:lang w:val="en_US" w:bidi="en_US"/>
@@ -1342,18 +1084,12 @@
         </w:rPr>
         <w:t>in Jerusalem before his trip to Rome (</w:t>
       </w:r>
-      <w:hyperlink r:id="rId37">
-        <w:r>
-          <w:rPr>
-            <w:lang w:val="en_US" w:bidi="en_US"/>
-          </w:rPr>
-          <w:rPr>
-            <w:color w:val="0000EE"/>
-            <w:u w:val="single"/>
-          </w:rPr>
-          <w:t>23:11</w:t>
-        </w:r>
-      </w:hyperlink>
+      <w:r>
+        <w:rPr>
+          <w:lang w:val="en_US" w:bidi="en_US"/>
+        </w:rPr>
+        <w:t>23:11</w:t>
+      </w:r>
       <w:r>
         <w:rPr>
           <w:lang w:val="en_US" w:bidi="en_US"/>
@@ -1422,18 +1158,12 @@
         </w:rPr>
         <w:t xml:space="preserve">; see also </w:t>
       </w:r>
-      <w:hyperlink r:id="rId48">
-        <w:r>
-          <w:rPr>
-            <w:lang w:val="en_US" w:bidi="en_US"/>
-          </w:rPr>
-          <w:rPr>
-            <w:color w:val="0000EE"/>
-            <w:u w:val="single"/>
-          </w:rPr>
-          <w:t>Galatians 1:8–9</w:t>
-        </w:r>
-      </w:hyperlink>
+      <w:r>
+        <w:rPr>
+          <w:lang w:val="en_US" w:bidi="en_US"/>
+        </w:rPr>
+        <w:t>Galatians 1:8–9</w:t>
+      </w:r>
       <w:r>
         <w:rPr>
           <w:lang w:val="en_US" w:bidi="en_US"/>
@@ -1475,450 +1205,300 @@
           <w:lang w:val="en_US" w:bidi="en_US"/>
         </w:rPr>
       </w:r>
-      <w:hyperlink r:id="rId30">
-        <w:r>
-          <w:rPr>
-            <w:lang w:val="en_US" w:bidi="en_US"/>
-          </w:rPr>
-          <w:rPr>
-            <w:color w:val="0000EE"/>
-            <w:u w:val="single"/>
-          </w:rPr>
-          <w:t>Genesis 37:5–10</w:t>
-        </w:r>
-      </w:hyperlink>
+      <w:r>
+        <w:rPr>
+          <w:lang w:val="en_US" w:bidi="en_US"/>
+        </w:rPr>
+        <w:t>Genesis 37:5–10</w:t>
+      </w:r>
       <w:r>
         <w:rPr>
           <w:lang w:val="en_US" w:bidi="en_US"/>
         </w:rPr>
         <w:t xml:space="preserve">; </w:t>
       </w:r>
-      <w:hyperlink r:id="rId49">
-        <w:r>
-          <w:rPr>
-            <w:lang w:val="en_US" w:bidi="en_US"/>
-          </w:rPr>
-          <w:rPr>
-            <w:color w:val="0000EE"/>
-            <w:u w:val="single"/>
-          </w:rPr>
-          <w:t>40:1–41:36</w:t>
-        </w:r>
-      </w:hyperlink>
+      <w:r>
+        <w:rPr>
+          <w:lang w:val="en_US" w:bidi="en_US"/>
+        </w:rPr>
+        <w:t>40:1–41:36</w:t>
+      </w:r>
       <w:r>
         <w:rPr>
           <w:lang w:val="en_US" w:bidi="en_US"/>
         </w:rPr>
         <w:t xml:space="preserve">; </w:t>
       </w:r>
-      <w:hyperlink r:id="rId33">
-        <w:r>
-          <w:rPr>
-            <w:lang w:val="en_US" w:bidi="en_US"/>
-          </w:rPr>
-          <w:rPr>
-            <w:color w:val="0000EE"/>
-            <w:u w:val="single"/>
-          </w:rPr>
-          <w:t>Isaiah 6:1–13</w:t>
-        </w:r>
-      </w:hyperlink>
+      <w:r>
+        <w:rPr>
+          <w:lang w:val="en_US" w:bidi="en_US"/>
+        </w:rPr>
+        <w:t>Isaiah 6:1–13</w:t>
+      </w:r>
       <w:r>
         <w:rPr>
           <w:lang w:val="en_US" w:bidi="en_US"/>
         </w:rPr>
         <w:t xml:space="preserve">; </w:t>
       </w:r>
-      <w:hyperlink r:id="rId50">
-        <w:r>
-          <w:rPr>
-            <w:lang w:val="en_US" w:bidi="en_US"/>
-          </w:rPr>
-          <w:rPr>
-            <w:color w:val="0000EE"/>
-            <w:u w:val="single"/>
-          </w:rPr>
-          <w:t>Jeremiah 14:14</w:t>
-        </w:r>
-      </w:hyperlink>
+      <w:r>
+        <w:rPr>
+          <w:lang w:val="en_US" w:bidi="en_US"/>
+        </w:rPr>
+        <w:t>Jeremiah 14:14</w:t>
+      </w:r>
       <w:r>
         <w:rPr>
           <w:lang w:val="en_US" w:bidi="en_US"/>
         </w:rPr>
         <w:t xml:space="preserve">; </w:t>
       </w:r>
-      <w:hyperlink r:id="rId32">
-        <w:r>
-          <w:rPr>
-            <w:lang w:val="en_US" w:bidi="en_US"/>
-          </w:rPr>
-          <w:rPr>
-            <w:color w:val="0000EE"/>
-            <w:u w:val="single"/>
-          </w:rPr>
-          <w:t>Ezekiel 37:1–14</w:t>
-        </w:r>
-      </w:hyperlink>
+      <w:r>
+        <w:rPr>
+          <w:lang w:val="en_US" w:bidi="en_US"/>
+        </w:rPr>
+        <w:t>Ezekiel 37:1–14</w:t>
+      </w:r>
       <w:r>
         <w:rPr>
           <w:lang w:val="en_US" w:bidi="en_US"/>
         </w:rPr>
         <w:t xml:space="preserve">; </w:t>
       </w:r>
-      <w:hyperlink r:id="rId51">
-        <w:r>
-          <w:rPr>
-            <w:lang w:val="en_US" w:bidi="en_US"/>
-          </w:rPr>
-          <w:rPr>
-            <w:color w:val="0000EE"/>
-            <w:u w:val="single"/>
-          </w:rPr>
-          <w:t>Daniel 8:1–27</w:t>
-        </w:r>
-      </w:hyperlink>
+      <w:r>
+        <w:rPr>
+          <w:lang w:val="en_US" w:bidi="en_US"/>
+        </w:rPr>
+        <w:t>Daniel 8:1–27</w:t>
+      </w:r>
       <w:r>
         <w:rPr>
           <w:lang w:val="en_US" w:bidi="en_US"/>
         </w:rPr>
         <w:t xml:space="preserve">; </w:t>
       </w:r>
-      <w:hyperlink r:id="rId52">
-        <w:r>
-          <w:rPr>
-            <w:lang w:val="en_US" w:bidi="en_US"/>
-          </w:rPr>
-          <w:rPr>
-            <w:color w:val="0000EE"/>
-            <w:u w:val="single"/>
-          </w:rPr>
-          <w:t>9:21</w:t>
-        </w:r>
-      </w:hyperlink>
+      <w:r>
+        <w:rPr>
+          <w:lang w:val="en_US" w:bidi="en_US"/>
+        </w:rPr>
+        <w:t>9:21</w:t>
+      </w:r>
       <w:r>
         <w:rPr>
           <w:lang w:val="en_US" w:bidi="en_US"/>
         </w:rPr>
         <w:t xml:space="preserve">; </w:t>
       </w:r>
-      <w:hyperlink r:id="rId53">
-        <w:r>
-          <w:rPr>
-            <w:lang w:val="en_US" w:bidi="en_US"/>
-          </w:rPr>
-          <w:rPr>
-            <w:color w:val="0000EE"/>
-            <w:u w:val="single"/>
-          </w:rPr>
-          <w:t>Hosea 12:10</w:t>
-        </w:r>
-      </w:hyperlink>
+      <w:r>
+        <w:rPr>
+          <w:lang w:val="en_US" w:bidi="en_US"/>
+        </w:rPr>
+        <w:t>Hosea 12:10</w:t>
+      </w:r>
       <w:r>
         <w:rPr>
           <w:lang w:val="en_US" w:bidi="en_US"/>
         </w:rPr>
         <w:t xml:space="preserve">; </w:t>
       </w:r>
-      <w:hyperlink r:id="rId54">
-        <w:r>
-          <w:rPr>
-            <w:lang w:val="en_US" w:bidi="en_US"/>
-          </w:rPr>
-          <w:rPr>
-            <w:color w:val="0000EE"/>
-            <w:u w:val="single"/>
-          </w:rPr>
-          <w:t>Obadiah 1:1</w:t>
-        </w:r>
-      </w:hyperlink>
+      <w:r>
+        <w:rPr>
+          <w:lang w:val="en_US" w:bidi="en_US"/>
+        </w:rPr>
+        <w:t>Obadiah 1:1</w:t>
+      </w:r>
       <w:r>
         <w:rPr>
           <w:lang w:val="en_US" w:bidi="en_US"/>
         </w:rPr>
         <w:t xml:space="preserve">; </w:t>
       </w:r>
-      <w:hyperlink r:id="rId55">
-        <w:r>
-          <w:rPr>
-            <w:lang w:val="en_US" w:bidi="en_US"/>
-          </w:rPr>
-          <w:rPr>
-            <w:color w:val="0000EE"/>
-            <w:u w:val="single"/>
-          </w:rPr>
-          <w:t>Habakkuk 2:3</w:t>
-        </w:r>
-      </w:hyperlink>
+      <w:r>
+        <w:rPr>
+          <w:lang w:val="en_US" w:bidi="en_US"/>
+        </w:rPr>
+        <w:t>Habakkuk 2:3</w:t>
+      </w:r>
       <w:r>
         <w:rPr>
           <w:lang w:val="en_US" w:bidi="en_US"/>
         </w:rPr>
         <w:t xml:space="preserve">; </w:t>
       </w:r>
-      <w:hyperlink r:id="rId38">
-        <w:r>
-          <w:rPr>
-            <w:lang w:val="en_US" w:bidi="en_US"/>
-          </w:rPr>
-          <w:rPr>
-            <w:color w:val="0000EE"/>
-            <w:u w:val="single"/>
-          </w:rPr>
-          <w:t>Luke 1:8–20</w:t>
-        </w:r>
-      </w:hyperlink>
+      <w:r>
+        <w:rPr>
+          <w:lang w:val="en_US" w:bidi="en_US"/>
+        </w:rPr>
+        <w:t>Luke 1:8–20</w:t>
+      </w:r>
       <w:r>
         <w:rPr>
           <w:lang w:val="en_US" w:bidi="en_US"/>
         </w:rPr>
         <w:t xml:space="preserve">; </w:t>
       </w:r>
-      <w:hyperlink r:id="rId43">
-        <w:r>
-          <w:rPr>
-            <w:lang w:val="en_US" w:bidi="en_US"/>
-          </w:rPr>
-          <w:rPr>
-            <w:color w:val="0000EE"/>
-            <w:u w:val="single"/>
-          </w:rPr>
-          <w:t>Acts 9:3–6</w:t>
-        </w:r>
-      </w:hyperlink>
+      <w:r>
+        <w:rPr>
+          <w:lang w:val="en_US" w:bidi="en_US"/>
+        </w:rPr>
+        <w:t>Acts 9:3–6</w:t>
+      </w:r>
       <w:r>
         <w:rPr>
           <w:lang w:val="en_US" w:bidi="en_US"/>
         </w:rPr>
         <w:t xml:space="preserve">, </w:t>
       </w:r>
-      <w:hyperlink r:id="rId44">
-        <w:r>
-          <w:rPr>
-            <w:lang w:val="en_US" w:bidi="en_US"/>
-          </w:rPr>
-          <w:rPr>
-            <w:color w:val="0000EE"/>
-            <w:u w:val="single"/>
-          </w:rPr>
-          <w:t>10–16</w:t>
-        </w:r>
-      </w:hyperlink>
+      <w:r>
+        <w:rPr>
+          <w:lang w:val="en_US" w:bidi="en_US"/>
+        </w:rPr>
+        <w:t>10–16</w:t>
+      </w:r>
       <w:r>
         <w:rPr>
           <w:lang w:val="en_US" w:bidi="en_US"/>
         </w:rPr>
         <w:t xml:space="preserve">; </w:t>
       </w:r>
-      <w:hyperlink r:id="rId56">
-        <w:r>
-          <w:rPr>
-            <w:lang w:val="en_US" w:bidi="en_US"/>
-          </w:rPr>
-          <w:rPr>
-            <w:color w:val="0000EE"/>
-            <w:u w:val="single"/>
-          </w:rPr>
-          <w:t>10:3–6</w:t>
-        </w:r>
-      </w:hyperlink>
+      <w:r>
+        <w:rPr>
+          <w:lang w:val="en_US" w:bidi="en_US"/>
+        </w:rPr>
+        <w:t>10:3–6</w:t>
+      </w:r>
       <w:r>
         <w:rPr>
           <w:lang w:val="en_US" w:bidi="en_US"/>
         </w:rPr>
         <w:t xml:space="preserve">, </w:t>
       </w:r>
-      <w:hyperlink r:id="rId41">
-        <w:r>
-          <w:rPr>
-            <w:lang w:val="en_US" w:bidi="en_US"/>
-          </w:rPr>
-          <w:rPr>
-            <w:color w:val="0000EE"/>
-            <w:u w:val="single"/>
-          </w:rPr>
-          <w:t>9–16</w:t>
-        </w:r>
-      </w:hyperlink>
+      <w:r>
+        <w:rPr>
+          <w:lang w:val="en_US" w:bidi="en_US"/>
+        </w:rPr>
+        <w:t>9–16</w:t>
+      </w:r>
       <w:r>
         <w:rPr>
           <w:lang w:val="en_US" w:bidi="en_US"/>
         </w:rPr>
         <w:t xml:space="preserve">, </w:t>
       </w:r>
-      <w:hyperlink r:id="rId40">
-        <w:r>
-          <w:rPr>
-            <w:lang w:val="en_US" w:bidi="en_US"/>
-          </w:rPr>
-          <w:rPr>
-            <w:color w:val="0000EE"/>
-            <w:u w:val="single"/>
-          </w:rPr>
-          <w:t>30–32</w:t>
-        </w:r>
-      </w:hyperlink>
+      <w:r>
+        <w:rPr>
+          <w:lang w:val="en_US" w:bidi="en_US"/>
+        </w:rPr>
+        <w:t>30–32</w:t>
+      </w:r>
       <w:r>
         <w:rPr>
           <w:lang w:val="en_US" w:bidi="en_US"/>
         </w:rPr>
         <w:t xml:space="preserve">; </w:t>
       </w:r>
-      <w:hyperlink r:id="rId57">
-        <w:r>
-          <w:rPr>
-            <w:lang w:val="en_US" w:bidi="en_US"/>
-          </w:rPr>
-          <w:rPr>
-            <w:color w:val="0000EE"/>
-            <w:u w:val="single"/>
-          </w:rPr>
-          <w:t>11:5–9</w:t>
-        </w:r>
-      </w:hyperlink>
+      <w:r>
+        <w:rPr>
+          <w:lang w:val="en_US" w:bidi="en_US"/>
+        </w:rPr>
+        <w:t>11:5–9</w:t>
+      </w:r>
       <w:r>
         <w:rPr>
           <w:lang w:val="en_US" w:bidi="en_US"/>
         </w:rPr>
         <w:t xml:space="preserve">; </w:t>
       </w:r>
-      <w:hyperlink r:id="rId58">
-        <w:r>
-          <w:rPr>
-            <w:lang w:val="en_US" w:bidi="en_US"/>
-          </w:rPr>
-          <w:rPr>
-            <w:color w:val="0000EE"/>
-            <w:u w:val="single"/>
-          </w:rPr>
-          <w:t>16:9–10</w:t>
-        </w:r>
-      </w:hyperlink>
+      <w:r>
+        <w:rPr>
+          <w:lang w:val="en_US" w:bidi="en_US"/>
+        </w:rPr>
+        <w:t>16:9–10</w:t>
+      </w:r>
       <w:r>
         <w:rPr>
           <w:lang w:val="en_US" w:bidi="en_US"/>
         </w:rPr>
         <w:t xml:space="preserve">; </w:t>
       </w:r>
-      <w:hyperlink r:id="rId47">
-        <w:r>
-          <w:rPr>
-            <w:lang w:val="en_US" w:bidi="en_US"/>
-          </w:rPr>
-          <w:rPr>
-            <w:color w:val="0000EE"/>
-            <w:u w:val="single"/>
-          </w:rPr>
-          <w:t>18:9–11</w:t>
-        </w:r>
-      </w:hyperlink>
+      <w:r>
+        <w:rPr>
+          <w:lang w:val="en_US" w:bidi="en_US"/>
+        </w:rPr>
+        <w:t>18:9–11</w:t>
+      </w:r>
       <w:r>
         <w:rPr>
           <w:lang w:val="en_US" w:bidi="en_US"/>
         </w:rPr>
         <w:t xml:space="preserve">; </w:t>
       </w:r>
-      <w:hyperlink r:id="rId45">
-        <w:r>
-          <w:rPr>
-            <w:lang w:val="en_US" w:bidi="en_US"/>
-          </w:rPr>
-          <w:rPr>
-            <w:color w:val="0000EE"/>
-            <w:u w:val="single"/>
-          </w:rPr>
-          <w:t>22:6–10</w:t>
-        </w:r>
-      </w:hyperlink>
+      <w:r>
+        <w:rPr>
+          <w:lang w:val="en_US" w:bidi="en_US"/>
+        </w:rPr>
+        <w:t>22:6–10</w:t>
+      </w:r>
       <w:r>
         <w:rPr>
           <w:lang w:val="en_US" w:bidi="en_US"/>
         </w:rPr>
         <w:t xml:space="preserve">, </w:t>
       </w:r>
-      <w:hyperlink r:id="rId36">
-        <w:r>
-          <w:rPr>
-            <w:lang w:val="en_US" w:bidi="en_US"/>
-          </w:rPr>
-          <w:rPr>
-            <w:color w:val="0000EE"/>
-            <w:u w:val="single"/>
-          </w:rPr>
-          <w:t>17–21</w:t>
-        </w:r>
-      </w:hyperlink>
+      <w:r>
+        <w:rPr>
+          <w:lang w:val="en_US" w:bidi="en_US"/>
+        </w:rPr>
+        <w:t>17–21</w:t>
+      </w:r>
       <w:r>
         <w:rPr>
           <w:lang w:val="en_US" w:bidi="en_US"/>
         </w:rPr>
         <w:t xml:space="preserve">; </w:t>
       </w:r>
-      <w:hyperlink r:id="rId37">
-        <w:r>
-          <w:rPr>
-            <w:lang w:val="en_US" w:bidi="en_US"/>
-          </w:rPr>
-          <w:rPr>
-            <w:color w:val="0000EE"/>
-            <w:u w:val="single"/>
-          </w:rPr>
-          <w:t>23:11</w:t>
-        </w:r>
-      </w:hyperlink>
+      <w:r>
+        <w:rPr>
+          <w:lang w:val="en_US" w:bidi="en_US"/>
+        </w:rPr>
+        <w:t>23:11</w:t>
+      </w:r>
       <w:r>
         <w:rPr>
           <w:lang w:val="en_US" w:bidi="en_US"/>
         </w:rPr>
         <w:t xml:space="preserve">; </w:t>
       </w:r>
-      <w:hyperlink r:id="rId59">
-        <w:r>
-          <w:rPr>
-            <w:lang w:val="en_US" w:bidi="en_US"/>
-          </w:rPr>
-          <w:rPr>
-            <w:color w:val="0000EE"/>
-            <w:u w:val="single"/>
-          </w:rPr>
-          <w:t>26:14–19</w:t>
-        </w:r>
-      </w:hyperlink>
+      <w:r>
+        <w:rPr>
+          <w:lang w:val="en_US" w:bidi="en_US"/>
+        </w:rPr>
+        <w:t>26:14–19</w:t>
+      </w:r>
       <w:r>
         <w:rPr>
           <w:lang w:val="en_US" w:bidi="en_US"/>
         </w:rPr>
         <w:t xml:space="preserve">; </w:t>
       </w:r>
-      <w:hyperlink r:id="rId60">
-        <w:r>
-          <w:rPr>
-            <w:lang w:val="en_US" w:bidi="en_US"/>
-          </w:rPr>
-          <w:rPr>
-            <w:color w:val="0000EE"/>
-            <w:u w:val="single"/>
-          </w:rPr>
-          <w:t>2 Corinthians 12:1–10</w:t>
-        </w:r>
-      </w:hyperlink>
+      <w:r>
+        <w:rPr>
+          <w:lang w:val="en_US" w:bidi="en_US"/>
+        </w:rPr>
+        <w:t>2 Corinthians 12:1–10</w:t>
+      </w:r>
       <w:r>
         <w:rPr>
           <w:lang w:val="en_US" w:bidi="en_US"/>
         </w:rPr>
         <w:t xml:space="preserve">; </w:t>
       </w:r>
-      <w:hyperlink r:id="rId61">
-        <w:r>
-          <w:rPr>
-            <w:lang w:val="en_US" w:bidi="en_US"/>
-          </w:rPr>
-          <w:rPr>
-            <w:color w:val="0000EE"/>
-            <w:u w:val="single"/>
-          </w:rPr>
-          <w:t>Revelation 1:9–22:7</w:t>
-        </w:r>
-      </w:hyperlink>
+      <w:r>
+        <w:rPr>
+          <w:lang w:val="en_US" w:bidi="en_US"/>
+        </w:rPr>
+        <w:t>Revelation 1:9–22:7</w:t>
+      </w:r>
       <w:r>
         <w:rPr>
           <w:lang w:val="en_US" w:bidi="en_US"/>
@@ -1999,18 +1579,12 @@
         </w:rPr>
         <w:t>Jacob gave a tenth of his earnings (</w:t>
       </w:r>
-      <w:hyperlink r:id="rId62">
-        <w:r>
-          <w:rPr>
-            <w:lang w:val="en_US" w:bidi="en_US"/>
-          </w:rPr>
-          <w:rPr>
-            <w:color w:val="0000EE"/>
-            <w:u w:val="single"/>
-          </w:rPr>
-          <w:t>Genesis 28:20–22</w:t>
-        </w:r>
-      </w:hyperlink>
+      <w:r>
+        <w:rPr>
+          <w:lang w:val="en_US" w:bidi="en_US"/>
+        </w:rPr>
+        <w:t>Genesis 28:20–22</w:t>
+      </w:r>
       <w:r>
         <w:rPr>
           <w:lang w:val="en_US" w:bidi="en_US"/>
@@ -2035,18 +1609,12 @@
         </w:rPr>
         <w:t>The Israelites promised to give God the Canaanite war spoils (</w:t>
       </w:r>
-      <w:hyperlink r:id="rId63">
-        <w:r>
-          <w:rPr>
-            <w:lang w:val="en_US" w:bidi="en_US"/>
-          </w:rPr>
-          <w:rPr>
-            <w:color w:val="0000EE"/>
-            <w:u w:val="single"/>
-          </w:rPr>
-          <w:t>Numbers 21:2</w:t>
-        </w:r>
-      </w:hyperlink>
+      <w:r>
+        <w:rPr>
+          <w:lang w:val="en_US" w:bidi="en_US"/>
+        </w:rPr>
+        <w:t>Numbers 21:2</w:t>
+      </w:r>
       <w:r>
         <w:rPr>
           <w:lang w:val="en_US" w:bidi="en_US"/>
@@ -2071,18 +1639,12 @@
         </w:rPr>
         <w:t>Hannah committed to giving her son as a lifelong servant to the Lord (</w:t>
       </w:r>
-      <w:hyperlink r:id="rId64">
-        <w:r>
-          <w:rPr>
-            <w:lang w:val="en_US" w:bidi="en_US"/>
-          </w:rPr>
-          <w:rPr>
-            <w:color w:val="0000EE"/>
-            <w:u w:val="single"/>
-          </w:rPr>
-          <w:t>1 Samuel 1:11</w:t>
-        </w:r>
-      </w:hyperlink>
+      <w:r>
+        <w:rPr>
+          <w:lang w:val="en_US" w:bidi="en_US"/>
+        </w:rPr>
+        <w:t>1 Samuel 1:11</w:t>
+      </w:r>
       <w:r>
         <w:rPr>
           <w:lang w:val="en_US" w:bidi="en_US"/>
@@ -2107,18 +1669,12 @@
         </w:rPr>
         <w:t>Absalom offered sacrifices to God at Hebron (</w:t>
       </w:r>
-      <w:hyperlink r:id="rId65">
-        <w:r>
-          <w:rPr>
-            <w:lang w:val="en_US" w:bidi="en_US"/>
-          </w:rPr>
-          <w:rPr>
-            <w:color w:val="0000EE"/>
-            <w:u w:val="single"/>
-          </w:rPr>
-          <w:t>2 Samuel 15:8</w:t>
-        </w:r>
-      </w:hyperlink>
+      <w:r>
+        <w:rPr>
+          <w:lang w:val="en_US" w:bidi="en_US"/>
+        </w:rPr>
+        <w:t>2 Samuel 15:8</w:t>
+      </w:r>
       <w:r>
         <w:rPr>
           <w:lang w:val="en_US" w:bidi="en_US"/>
@@ -2139,54 +1695,36 @@
         </w:rPr>
         <w:t xml:space="preserve">The sacrificial laws often mention rules for vows. Israelites made vows based on God answering their requests. They would then fulfill their vows to God, often by giving offerings (for example, </w:t>
       </w:r>
-      <w:hyperlink r:id="rId66">
-        <w:r>
-          <w:rPr>
-            <w:lang w:val="en_US" w:bidi="en_US"/>
-          </w:rPr>
-          <w:rPr>
-            <w:color w:val="0000EE"/>
-            <w:u w:val="single"/>
-          </w:rPr>
-          <w:t>Leviticus 7:16</w:t>
-        </w:r>
-      </w:hyperlink>
+      <w:r>
+        <w:rPr>
+          <w:lang w:val="en_US" w:bidi="en_US"/>
+        </w:rPr>
+        <w:t>Leviticus 7:16</w:t>
+      </w:r>
       <w:r>
         <w:rPr>
           <w:lang w:val="en_US" w:bidi="en_US"/>
         </w:rPr>
         <w:t xml:space="preserve">; </w:t>
       </w:r>
-      <w:hyperlink r:id="rId67">
-        <w:r>
-          <w:rPr>
-            <w:lang w:val="en_US" w:bidi="en_US"/>
-          </w:rPr>
-          <w:rPr>
-            <w:color w:val="0000EE"/>
-            <w:u w:val="single"/>
-          </w:rPr>
-          <w:t>22:23</w:t>
-        </w:r>
-      </w:hyperlink>
+      <w:r>
+        <w:rPr>
+          <w:lang w:val="en_US" w:bidi="en_US"/>
+        </w:rPr>
+        <w:t>22:23</w:t>
+      </w:r>
       <w:r>
         <w:rPr>
           <w:lang w:val="en_US" w:bidi="en_US"/>
         </w:rPr>
         <w:t xml:space="preserve">; </w:t>
       </w:r>
-      <w:hyperlink r:id="rId68">
-        <w:r>
-          <w:rPr>
-            <w:lang w:val="en_US" w:bidi="en_US"/>
-          </w:rPr>
-          <w:rPr>
-            <w:color w:val="0000EE"/>
-            <w:u w:val="single"/>
-          </w:rPr>
-          <w:t>Deuteronomy 12:11</w:t>
-        </w:r>
-      </w:hyperlink>
+      <w:r>
+        <w:rPr>
+          <w:lang w:val="en_US" w:bidi="en_US"/>
+        </w:rPr>
+        <w:t>Deuteronomy 12:11</w:t>
+      </w:r>
       <w:r>
         <w:rPr>
           <w:lang w:val="en_US" w:bidi="en_US"/>
@@ -2207,72 +1745,48 @@
         </w:rPr>
         <w:t>Yet, people could take advantage of vows. The law itself warns against this (</w:t>
       </w:r>
-      <w:hyperlink r:id="rId69">
-        <w:r>
-          <w:rPr>
-            <w:lang w:val="en_US" w:bidi="en_US"/>
-          </w:rPr>
-          <w:rPr>
-            <w:color w:val="0000EE"/>
-            <w:u w:val="single"/>
-          </w:rPr>
-          <w:t>Deuteronomy 23:21–23</w:t>
-        </w:r>
-      </w:hyperlink>
+      <w:r>
+        <w:rPr>
+          <w:lang w:val="en_US" w:bidi="en_US"/>
+        </w:rPr>
+        <w:t>Deuteronomy 23:21–23</w:t>
+      </w:r>
       <w:r>
         <w:rPr>
           <w:lang w:val="en_US" w:bidi="en_US"/>
         </w:rPr>
         <w:t xml:space="preserve">). So do the wisdom teachings (for example, </w:t>
       </w:r>
-      <w:hyperlink r:id="rId70">
-        <w:r>
-          <w:rPr>
-            <w:lang w:val="en_US" w:bidi="en_US"/>
-          </w:rPr>
-          <w:rPr>
-            <w:color w:val="0000EE"/>
-            <w:u w:val="single"/>
-          </w:rPr>
-          <w:t>Proverbs 7:10–14</w:t>
-        </w:r>
-      </w:hyperlink>
+      <w:r>
+        <w:rPr>
+          <w:lang w:val="en_US" w:bidi="en_US"/>
+        </w:rPr>
+        <w:t>Proverbs 7:10–14</w:t>
+      </w:r>
       <w:r>
         <w:rPr>
           <w:lang w:val="en_US" w:bidi="en_US"/>
         </w:rPr>
         <w:t xml:space="preserve">; </w:t>
       </w:r>
-      <w:hyperlink r:id="rId71">
-        <w:r>
-          <w:rPr>
-            <w:lang w:val="en_US" w:bidi="en_US"/>
-          </w:rPr>
-          <w:rPr>
-            <w:color w:val="0000EE"/>
-            <w:u w:val="single"/>
-          </w:rPr>
-          <w:t>20:25</w:t>
-        </w:r>
-      </w:hyperlink>
+      <w:r>
+        <w:rPr>
+          <w:lang w:val="en_US" w:bidi="en_US"/>
+        </w:rPr>
+        <w:t>20:25</w:t>
+      </w:r>
       <w:r>
         <w:rPr>
           <w:lang w:val="en_US" w:bidi="en_US"/>
         </w:rPr>
         <w:t xml:space="preserve">). Also, the books of the prophets (see, for example, </w:t>
       </w:r>
-      <w:hyperlink r:id="rId72">
-        <w:r>
-          <w:rPr>
-            <w:lang w:val="en_US" w:bidi="en_US"/>
-          </w:rPr>
-          <w:rPr>
-            <w:color w:val="0000EE"/>
-            <w:u w:val="single"/>
-          </w:rPr>
-          <w:t>Jeremiah 44:25</w:t>
-        </w:r>
-      </w:hyperlink>
+      <w:r>
+        <w:rPr>
+          <w:lang w:val="en_US" w:bidi="en_US"/>
+        </w:rPr>
+        <w:t>Jeremiah 44:25</w:t>
+      </w:r>
       <w:r>
         <w:rPr>
           <w:lang w:val="en_US" w:bidi="en_US"/>
@@ -2293,90 +1807,60 @@
         </w:rPr>
         <w:t>King Saul often made foolish vows (</w:t>
       </w:r>
-      <w:hyperlink r:id="rId73">
-        <w:r>
-          <w:rPr>
-            <w:lang w:val="en_US" w:bidi="en_US"/>
-          </w:rPr>
-          <w:rPr>
-            <w:color w:val="0000EE"/>
-            <w:u w:val="single"/>
-          </w:rPr>
-          <w:t>1 Samuel 14:24–28</w:t>
-        </w:r>
-      </w:hyperlink>
+      <w:r>
+        <w:rPr>
+          <w:lang w:val="en_US" w:bidi="en_US"/>
+        </w:rPr>
+        <w:t>1 Samuel 14:24–28</w:t>
+      </w:r>
       <w:r>
         <w:rPr>
           <w:lang w:val="en_US" w:bidi="en_US"/>
         </w:rPr>
         <w:t>). He did not keep the vows he made (</w:t>
       </w:r>
-      <w:hyperlink r:id="rId74">
-        <w:r>
-          <w:rPr>
-            <w:lang w:val="en_US" w:bidi="en_US"/>
-          </w:rPr>
-          <w:rPr>
-            <w:color w:val="0000EE"/>
-            <w:u w:val="single"/>
-          </w:rPr>
-          <w:t>19:6</w:t>
-        </w:r>
-      </w:hyperlink>
+      <w:r>
+        <w:rPr>
+          <w:lang w:val="en_US" w:bidi="en_US"/>
+        </w:rPr>
+        <w:t>19:6</w:t>
+      </w:r>
       <w:r>
         <w:rPr>
           <w:lang w:val="en_US" w:bidi="en_US"/>
         </w:rPr>
         <w:t>). People might not fulfill or repay careless vows. This could cause God to punish them. It is better not to make a vow than to break one (</w:t>
       </w:r>
-      <w:hyperlink r:id="rId75">
-        <w:r>
-          <w:rPr>
-            <w:lang w:val="en_US" w:bidi="en_US"/>
-          </w:rPr>
-          <w:rPr>
-            <w:color w:val="0000EE"/>
-            <w:u w:val="single"/>
-          </w:rPr>
-          <w:t>Ecclesiastes 5:3–5</w:t>
-        </w:r>
-      </w:hyperlink>
+      <w:r>
+        <w:rPr>
+          <w:lang w:val="en_US" w:bidi="en_US"/>
+        </w:rPr>
+        <w:t>Ecclesiastes 5:3–5</w:t>
+      </w:r>
       <w:r>
         <w:rPr>
           <w:lang w:val="en_US" w:bidi="en_US"/>
         </w:rPr>
         <w:t>). Jesus commands us to live with such honesty and integrity that we do not need to make vows (</w:t>
       </w:r>
-      <w:hyperlink r:id="rId76">
-        <w:r>
-          <w:rPr>
-            <w:lang w:val="en_US" w:bidi="en_US"/>
-          </w:rPr>
-          <w:rPr>
-            <w:color w:val="0000EE"/>
-            <w:u w:val="single"/>
-          </w:rPr>
-          <w:t>Matthew 5:33–37</w:t>
-        </w:r>
-      </w:hyperlink>
+      <w:r>
+        <w:rPr>
+          <w:lang w:val="en_US" w:bidi="en_US"/>
+        </w:rPr>
+        <w:t>Matthew 5:33–37</w:t>
+      </w:r>
       <w:r>
         <w:rPr>
           <w:lang w:val="en_US" w:bidi="en_US"/>
         </w:rPr>
         <w:t xml:space="preserve">; compare </w:t>
       </w:r>
-      <w:hyperlink r:id="rId77">
-        <w:r>
-          <w:rPr>
-            <w:lang w:val="en_US" w:bidi="en_US"/>
-          </w:rPr>
-          <w:rPr>
-            <w:color w:val="0000EE"/>
-            <w:u w:val="single"/>
-          </w:rPr>
-          <w:t>James 5:12</w:t>
-        </w:r>
-      </w:hyperlink>
+      <w:r>
+        <w:rPr>
+          <w:lang w:val="en_US" w:bidi="en_US"/>
+        </w:rPr>
+        <w:t>James 5:12</w:t>
+      </w:r>
       <w:r>
         <w:rPr>
           <w:lang w:val="en_US" w:bidi="en_US"/>
@@ -2406,288 +1890,192 @@
           <w:lang w:val="en_US" w:bidi="en_US"/>
         </w:rPr>
       </w:r>
-      <w:hyperlink r:id="rId62">
-        <w:r>
-          <w:rPr>
-            <w:lang w:val="en_US" w:bidi="en_US"/>
-          </w:rPr>
-          <w:rPr>
-            <w:color w:val="0000EE"/>
-            <w:u w:val="single"/>
-          </w:rPr>
-          <w:t>Genesis 28:20–22</w:t>
-        </w:r>
-      </w:hyperlink>
+      <w:r>
+        <w:rPr>
+          <w:lang w:val="en_US" w:bidi="en_US"/>
+        </w:rPr>
+        <w:t>Genesis 28:20–22</w:t>
+      </w:r>
       <w:r>
         <w:rPr>
           <w:lang w:val="en_US" w:bidi="en_US"/>
         </w:rPr>
         <w:t xml:space="preserve">; </w:t>
       </w:r>
-      <w:hyperlink r:id="rId78">
-        <w:r>
-          <w:rPr>
-            <w:lang w:val="en_US" w:bidi="en_US"/>
-          </w:rPr>
-          <w:rPr>
-            <w:color w:val="0000EE"/>
-            <w:u w:val="single"/>
-          </w:rPr>
-          <w:t>Numbers 21:2–3</w:t>
-        </w:r>
-      </w:hyperlink>
+      <w:r>
+        <w:rPr>
+          <w:lang w:val="en_US" w:bidi="en_US"/>
+        </w:rPr>
+        <w:t>Numbers 21:2–3</w:t>
+      </w:r>
       <w:r>
         <w:rPr>
           <w:lang w:val="en_US" w:bidi="en_US"/>
         </w:rPr>
         <w:t xml:space="preserve">; </w:t>
       </w:r>
-      <w:hyperlink r:id="rId79">
-        <w:r>
-          <w:rPr>
-            <w:lang w:val="en_US" w:bidi="en_US"/>
-          </w:rPr>
-          <w:rPr>
-            <w:color w:val="0000EE"/>
-            <w:u w:val="single"/>
-          </w:rPr>
-          <w:t>30:1–16</w:t>
-        </w:r>
-      </w:hyperlink>
+      <w:r>
+        <w:rPr>
+          <w:lang w:val="en_US" w:bidi="en_US"/>
+        </w:rPr>
+        <w:t>30:1–16</w:t>
+      </w:r>
       <w:r>
         <w:rPr>
           <w:lang w:val="en_US" w:bidi="en_US"/>
         </w:rPr>
         <w:t xml:space="preserve">; </w:t>
       </w:r>
-      <w:hyperlink r:id="rId80">
-        <w:r>
-          <w:rPr>
-            <w:lang w:val="en_US" w:bidi="en_US"/>
-          </w:rPr>
-          <w:rPr>
-            <w:color w:val="0000EE"/>
-            <w:u w:val="single"/>
-          </w:rPr>
-          <w:t>Deuteronomy 23:18–23</w:t>
-        </w:r>
-      </w:hyperlink>
+      <w:r>
+        <w:rPr>
+          <w:lang w:val="en_US" w:bidi="en_US"/>
+        </w:rPr>
+        <w:t>Deuteronomy 23:18–23</w:t>
+      </w:r>
       <w:r>
         <w:rPr>
           <w:lang w:val="en_US" w:bidi="en_US"/>
         </w:rPr>
         <w:t xml:space="preserve">; </w:t>
       </w:r>
-      <w:hyperlink r:id="rId81">
-        <w:r>
-          <w:rPr>
-            <w:lang w:val="en_US" w:bidi="en_US"/>
-          </w:rPr>
-          <w:rPr>
-            <w:color w:val="0000EE"/>
-            <w:u w:val="single"/>
-          </w:rPr>
-          <w:t>Judges 11:30–40</w:t>
-        </w:r>
-      </w:hyperlink>
+      <w:r>
+        <w:rPr>
+          <w:lang w:val="en_US" w:bidi="en_US"/>
+        </w:rPr>
+        <w:t>Judges 11:30–40</w:t>
+      </w:r>
       <w:r>
         <w:rPr>
           <w:lang w:val="en_US" w:bidi="en_US"/>
         </w:rPr>
         <w:t xml:space="preserve">; </w:t>
       </w:r>
-      <w:hyperlink r:id="rId64">
-        <w:r>
-          <w:rPr>
-            <w:lang w:val="en_US" w:bidi="en_US"/>
-          </w:rPr>
-          <w:rPr>
-            <w:color w:val="0000EE"/>
-            <w:u w:val="single"/>
-          </w:rPr>
-          <w:t>1 Samuel 1:11</w:t>
-        </w:r>
-      </w:hyperlink>
+      <w:r>
+        <w:rPr>
+          <w:lang w:val="en_US" w:bidi="en_US"/>
+        </w:rPr>
+        <w:t>1 Samuel 1:11</w:t>
+      </w:r>
       <w:r>
         <w:rPr>
           <w:lang w:val="en_US" w:bidi="en_US"/>
         </w:rPr>
         <w:t xml:space="preserve">, </w:t>
       </w:r>
-      <w:hyperlink r:id="rId82">
-        <w:r>
-          <w:rPr>
-            <w:lang w:val="en_US" w:bidi="en_US"/>
-          </w:rPr>
-          <w:rPr>
-            <w:color w:val="0000EE"/>
-            <w:u w:val="single"/>
-          </w:rPr>
-          <w:t>24–28</w:t>
-        </w:r>
-      </w:hyperlink>
+      <w:r>
+        <w:rPr>
+          <w:lang w:val="en_US" w:bidi="en_US"/>
+        </w:rPr>
+        <w:t>24–28</w:t>
+      </w:r>
       <w:r>
         <w:rPr>
           <w:lang w:val="en_US" w:bidi="en_US"/>
         </w:rPr>
         <w:t xml:space="preserve">; </w:t>
       </w:r>
-      <w:hyperlink r:id="rId83">
-        <w:r>
-          <w:rPr>
-            <w:lang w:val="en_US" w:bidi="en_US"/>
-          </w:rPr>
-          <w:rPr>
-            <w:color w:val="0000EE"/>
-            <w:u w:val="single"/>
-          </w:rPr>
-          <w:t>14:24–45</w:t>
-        </w:r>
-      </w:hyperlink>
+      <w:r>
+        <w:rPr>
+          <w:lang w:val="en_US" w:bidi="en_US"/>
+        </w:rPr>
+        <w:t>14:24–45</w:t>
+      </w:r>
       <w:r>
         <w:rPr>
           <w:lang w:val="en_US" w:bidi="en_US"/>
         </w:rPr>
         <w:t xml:space="preserve">; </w:t>
       </w:r>
-      <w:hyperlink r:id="rId84">
-        <w:r>
-          <w:rPr>
-            <w:lang w:val="en_US" w:bidi="en_US"/>
-          </w:rPr>
-          <w:rPr>
-            <w:color w:val="0000EE"/>
-            <w:u w:val="single"/>
-          </w:rPr>
-          <w:t>Psalm 76:11</w:t>
-        </w:r>
-      </w:hyperlink>
+      <w:r>
+        <w:rPr>
+          <w:lang w:val="en_US" w:bidi="en_US"/>
+        </w:rPr>
+        <w:t>Psalm 76:11</w:t>
+      </w:r>
       <w:r>
         <w:rPr>
           <w:lang w:val="en_US" w:bidi="en_US"/>
         </w:rPr>
         <w:t xml:space="preserve">; </w:t>
       </w:r>
-      <w:hyperlink r:id="rId71">
-        <w:r>
-          <w:rPr>
-            <w:lang w:val="en_US" w:bidi="en_US"/>
-          </w:rPr>
-          <w:rPr>
-            <w:color w:val="0000EE"/>
-            <w:u w:val="single"/>
-          </w:rPr>
-          <w:t>Proverbs 20:25</w:t>
-        </w:r>
-      </w:hyperlink>
+      <w:r>
+        <w:rPr>
+          <w:lang w:val="en_US" w:bidi="en_US"/>
+        </w:rPr>
+        <w:t>Proverbs 20:25</w:t>
+      </w:r>
       <w:r>
         <w:rPr>
           <w:lang w:val="en_US" w:bidi="en_US"/>
         </w:rPr>
         <w:t xml:space="preserve">; </w:t>
       </w:r>
-      <w:hyperlink r:id="rId75">
-        <w:r>
-          <w:rPr>
-            <w:lang w:val="en_US" w:bidi="en_US"/>
-          </w:rPr>
-          <w:rPr>
-            <w:color w:val="0000EE"/>
-            <w:u w:val="single"/>
-          </w:rPr>
-          <w:t>Ecclesiastes 5:3–5</w:t>
-        </w:r>
-      </w:hyperlink>
+      <w:r>
+        <w:rPr>
+          <w:lang w:val="en_US" w:bidi="en_US"/>
+        </w:rPr>
+        <w:t>Ecclesiastes 5:3–5</w:t>
+      </w:r>
       <w:r>
         <w:rPr>
           <w:lang w:val="en_US" w:bidi="en_US"/>
         </w:rPr>
         <w:t xml:space="preserve">; </w:t>
       </w:r>
-      <w:hyperlink r:id="rId85">
-        <w:r>
-          <w:rPr>
-            <w:lang w:val="en_US" w:bidi="en_US"/>
-          </w:rPr>
-          <w:rPr>
-            <w:color w:val="0000EE"/>
-            <w:u w:val="single"/>
-          </w:rPr>
-          <w:t>Malachi 1:14</w:t>
-        </w:r>
-      </w:hyperlink>
+      <w:r>
+        <w:rPr>
+          <w:lang w:val="en_US" w:bidi="en_US"/>
+        </w:rPr>
+        <w:t>Malachi 1:14</w:t>
+      </w:r>
       <w:r>
         <w:rPr>
           <w:lang w:val="en_US" w:bidi="en_US"/>
         </w:rPr>
         <w:t xml:space="preserve">; </w:t>
       </w:r>
-      <w:hyperlink r:id="rId76">
-        <w:r>
-          <w:rPr>
-            <w:lang w:val="en_US" w:bidi="en_US"/>
-          </w:rPr>
-          <w:rPr>
-            <w:color w:val="0000EE"/>
-            <w:u w:val="single"/>
-          </w:rPr>
-          <w:t>Matthew 5:33–37</w:t>
-        </w:r>
-      </w:hyperlink>
+      <w:r>
+        <w:rPr>
+          <w:lang w:val="en_US" w:bidi="en_US"/>
+        </w:rPr>
+        <w:t>Matthew 5:33–37</w:t>
+      </w:r>
       <w:r>
         <w:rPr>
           <w:lang w:val="en_US" w:bidi="en_US"/>
         </w:rPr>
         <w:t xml:space="preserve">; </w:t>
       </w:r>
-      <w:hyperlink r:id="rId86">
-        <w:r>
-          <w:rPr>
-            <w:lang w:val="en_US" w:bidi="en_US"/>
-          </w:rPr>
-          <w:rPr>
-            <w:color w:val="0000EE"/>
-            <w:u w:val="single"/>
-          </w:rPr>
-          <w:t>Acts 18:18</w:t>
-        </w:r>
-      </w:hyperlink>
+      <w:r>
+        <w:rPr>
+          <w:lang w:val="en_US" w:bidi="en_US"/>
+        </w:rPr>
+        <w:t>Acts 18:18</w:t>
+      </w:r>
       <w:r>
         <w:rPr>
           <w:lang w:val="en_US" w:bidi="en_US"/>
         </w:rPr>
         <w:t xml:space="preserve">; </w:t>
       </w:r>
-      <w:hyperlink r:id="rId87">
-        <w:r>
-          <w:rPr>
-            <w:lang w:val="en_US" w:bidi="en_US"/>
-          </w:rPr>
-          <w:rPr>
-            <w:color w:val="0000EE"/>
-            <w:u w:val="single"/>
-          </w:rPr>
-          <w:t>21:23–24</w:t>
-        </w:r>
-      </w:hyperlink>
+      <w:r>
+        <w:rPr>
+          <w:lang w:val="en_US" w:bidi="en_US"/>
+        </w:rPr>
+        <w:t>21:23–24</w:t>
+      </w:r>
       <w:r>
         <w:rPr>
           <w:lang w:val="en_US" w:bidi="en_US"/>
         </w:rPr>
         <w:t xml:space="preserve">; </w:t>
       </w:r>
-      <w:hyperlink r:id="rId77">
-        <w:r>
-          <w:rPr>
-            <w:lang w:val="en_US" w:bidi="en_US"/>
-          </w:rPr>
-          <w:rPr>
-            <w:color w:val="0000EE"/>
-            <w:u w:val="single"/>
-          </w:rPr>
-          <w:t>James 5:12</w:t>
-        </w:r>
-      </w:hyperlink>
+      <w:r>
+        <w:rPr>
+          <w:lang w:val="en_US" w:bidi="en_US"/>
+        </w:rPr>
+        <w:t>James 5:12</w:t>
+      </w:r>
       <w:r>
         <w:rPr>
           <w:lang w:val="en_US" w:bidi="en_US"/>
